--- a/specifications/TMFC037-ServicePerformanceManagement/Diagrams/TMFC037_Service_Performance_Management.docx
+++ b/specifications/TMFC037-ServicePerformanceManagement/Diagrams/TMFC037_Service_Performance_Management.docx
@@ -210,796 +210,6 @@
         <w:t>eTOM Processes, SID Data Entities and Functional Framework Functions</w:t>
       </w:r>
     </w:p>
-    <w:p>
-      <w:pPr>
-        <w:pStyle w:val="Heading2"/>
-      </w:pPr>
-      <w:r>
-        <w:t>eTOM business activities</w:t>
-      </w:r>
-    </w:p>
-    <w:p>
-      <w:r>
-        <w:t>eTOM business activities this ODA Component is responsible for:</w:t>
-      </w:r>
-    </w:p>
-    <w:tbl>
-      <w:tblPr>
-        <w:tblStyle w:val="ScrollTableNormal"/>
-        <w:tblW w:type="auto" w:w="0"/>
-        <w:tblLayout w:type="autofit"/>
-        <w:tblLook w:val="04A0" w:firstRow="1" w:lastRow="0" w:firstColumn="0" w:lastColumn="0" w:noHBand="0" w:noVBand="1"/>
-        <w:tblBorders>
-          <w:top w:val="single" w:sz="4" w:space="0" w:color="999999"/>
-          <w:left w:val="single" w:sz="4" w:space="0" w:color="999999"/>
-          <w:bottom w:val="single" w:sz="4" w:space="0" w:color="999999"/>
-          <w:right w:val="single" w:sz="4" w:space="0" w:color="999999"/>
-          <w:insideH w:val="single" w:sz="4" w:space="0" w:color="999999"/>
-          <w:insideV w:val="single" w:sz="4" w:space="0" w:color="999999"/>
-        </w:tblBorders>
-      </w:tblPr>
-      <w:tblGrid>
-        <w:gridCol w:w="2124"/>
-        <w:gridCol w:w="2124"/>
-        <w:gridCol w:w="2124"/>
-        <w:gridCol w:w="2124"/>
-      </w:tblGrid>
-      <w:tr>
-        <w:trPr>
-          <w:tblHeader/>
-        </w:trPr>
-        <w:tc>
-          <w:tcPr>
-            <w:tcW w:type="dxa" w:w="1404"/>
-          </w:tcPr>
-          <w:p>
-            <w:r/>
-            <w:r>
-              <w:rPr>
-                <w:b/>
-              </w:rPr>
-              <w:t>Identifier</w:t>
-            </w:r>
-          </w:p>
-        </w:tc>
-        <w:tc>
-          <w:tcPr>
-            <w:tcW w:type="dxa" w:w="1123"/>
-          </w:tcPr>
-          <w:p>
-            <w:r/>
-            <w:r>
-              <w:rPr>
-                <w:b/>
-              </w:rPr>
-              <w:t>Level</w:t>
-            </w:r>
-          </w:p>
-        </w:tc>
-        <w:tc>
-          <w:tcPr>
-            <w:tcW w:type="dxa" w:w="3370"/>
-          </w:tcPr>
-          <w:p>
-            <w:r/>
-            <w:r>
-              <w:rPr>
-                <w:b/>
-              </w:rPr>
-              <w:t>Business Activity Name</w:t>
-            </w:r>
-          </w:p>
-        </w:tc>
-        <w:tc>
-          <w:tcPr>
-            <w:tcW w:type="dxa" w:w="3463"/>
-          </w:tcPr>
-          <w:p>
-            <w:r/>
-            <w:r>
-              <w:rPr>
-                <w:b/>
-              </w:rPr>
-              <w:t>Description</w:t>
-            </w:r>
-          </w:p>
-        </w:tc>
-      </w:tr>
-      <w:tr>
-        <w:tc>
-          <w:tcPr>
-            <w:tcW w:type="dxa" w:w="1404"/>
-          </w:tcPr>
-          <w:p>
-            <w:r/>
-            <w:r>
-              <w:t>1.4.7</w:t>
-            </w:r>
-          </w:p>
-        </w:tc>
-        <w:tc>
-          <w:tcPr>
-            <w:tcW w:type="dxa" w:w="1123"/>
-          </w:tcPr>
-          <w:p>
-            <w:r/>
-            <w:r>
-              <w:t>L2</w:t>
-            </w:r>
-          </w:p>
-        </w:tc>
-        <w:tc>
-          <w:tcPr>
-            <w:tcW w:type="dxa" w:w="3370"/>
-          </w:tcPr>
-          <w:p>
-            <w:r/>
-            <w:r>
-              <w:t>Service Performance Management</w:t>
-            </w:r>
-          </w:p>
-        </w:tc>
-        <w:tc>
-          <w:tcPr>
-            <w:tcW w:type="dxa" w:w="3463"/>
-          </w:tcPr>
-          <w:p>
-            <w:r/>
-            <w:r>
-              <w:t>Service Performance Management business process directs and controls activities that define Service Performance Objectives (e.g. Service Availability, Service Quality, Process efficiency, Service Reliability, etc.), sets performance goals &amp; targets, track performance trends, monitor performance, analyze performance, control performance (optimize, troubleshoot), report or communicate performance, and manage consequences of service performance. Service Performance Management business process supports the Enterprise Performance Management goals. These goals include quality, efficiency, reliability, availability, monetary (cost, profitability, etc.) mandates along with any productivity requirement of service delivery and service engagement by the organization. It includes identifying, establishing the applying the methodologies that define and manage service performance criteria to meet business objectives. / This process was renamed in 23.5 it was named Service Quality Management.</w:t>
-            </w:r>
-          </w:p>
-        </w:tc>
-      </w:tr>
-      <w:tr>
-        <w:tc>
-          <w:tcPr>
-            <w:tcW w:type="dxa" w:w="1404"/>
-          </w:tcPr>
-          <w:p>
-            <w:r/>
-            <w:r>
-              <w:t>1.4.7.6</w:t>
-            </w:r>
-          </w:p>
-        </w:tc>
-        <w:tc>
-          <w:tcPr>
-            <w:tcW w:type="dxa" w:w="1123"/>
-          </w:tcPr>
-          <w:p>
-            <w:r/>
-            <w:r>
-              <w:t>L3</w:t>
-            </w:r>
-          </w:p>
-        </w:tc>
-        <w:tc>
-          <w:tcPr>
-            <w:tcW w:type="dxa" w:w="3370"/>
-          </w:tcPr>
-          <w:p>
-            <w:r/>
-            <w:r>
-              <w:t>Manage Service Performance Requirement</w:t>
-            </w:r>
-          </w:p>
-        </w:tc>
-        <w:tc>
-          <w:tcPr>
-            <w:tcW w:type="dxa" w:w="3463"/>
-          </w:tcPr>
-          <w:p>
-            <w:r/>
-            <w:r>
-              <w:t>Manage Service Performance Requirement business activity controls activities and underlying tasks that define the performance requirements for a service. It sets the standards and expectations for service performance. / Manage Service Performance Requirement's goal is to ensure that the service meets or exceeds predefined performance standards. It involves setting service performance goals and making changes to these goals as necessary. It also includes defining the information required to measure service performance.</w:t>
-            </w:r>
-          </w:p>
-        </w:tc>
-      </w:tr>
-      <w:tr>
-        <w:tc>
-          <w:tcPr>
-            <w:tcW w:type="dxa" w:w="1404"/>
-          </w:tcPr>
-          <w:p>
-            <w:r/>
-            <w:r>
-              <w:t>1.4.7.7</w:t>
-            </w:r>
-          </w:p>
-        </w:tc>
-        <w:tc>
-          <w:tcPr>
-            <w:tcW w:type="dxa" w:w="1123"/>
-          </w:tcPr>
-          <w:p>
-            <w:r/>
-            <w:r>
-              <w:t>L3</w:t>
-            </w:r>
-          </w:p>
-        </w:tc>
-        <w:tc>
-          <w:tcPr>
-            <w:tcW w:type="dxa" w:w="3370"/>
-          </w:tcPr>
-          <w:p>
-            <w:r/>
-            <w:r>
-              <w:t>Manage Service Performance Plan</w:t>
-            </w:r>
-          </w:p>
-        </w:tc>
-        <w:tc>
-          <w:tcPr>
-            <w:tcW w:type="dxa" w:w="3463"/>
-          </w:tcPr>
-          <w:p>
-            <w:r/>
-            <w:r>
-              <w:t>Manage Service Performance Plan business activity controls the creating, implementing, improving, and terminating of plan(s) for service performance. / Manage Service Performance Plan's goal is to ensure that there is a clear and effective plan in place for managing service performance. This includes defining the plan, implementing it, making improvements to the plan over time, and terminating the plan when it is no longer needed.</w:t>
-            </w:r>
-          </w:p>
-        </w:tc>
-      </w:tr>
-      <w:tr>
-        <w:tc>
-          <w:tcPr>
-            <w:tcW w:type="dxa" w:w="1404"/>
-          </w:tcPr>
-          <w:p>
-            <w:r/>
-            <w:r>
-              <w:t>1.4.7.8</w:t>
-            </w:r>
-          </w:p>
-        </w:tc>
-        <w:tc>
-          <w:tcPr>
-            <w:tcW w:type="dxa" w:w="1123"/>
-          </w:tcPr>
-          <w:p>
-            <w:r/>
-            <w:r>
-              <w:t>L3</w:t>
-            </w:r>
-          </w:p>
-        </w:tc>
-        <w:tc>
-          <w:tcPr>
-            <w:tcW w:type="dxa" w:w="3370"/>
-          </w:tcPr>
-          <w:p>
-            <w:r/>
-            <w:r>
-              <w:t>Manage Service Performance Measure</w:t>
-            </w:r>
-          </w:p>
-        </w:tc>
-        <w:tc>
-          <w:tcPr>
-            <w:tcW w:type="dxa" w:w="3463"/>
-          </w:tcPr>
-          <w:p>
-            <w:r/>
-            <w:r>
-              <w:t>Manage Service Performance Measure business activity controls the definition, change, and removal of measures for service performance.</w:t>
-            </w:r>
-          </w:p>
-        </w:tc>
-      </w:tr>
-      <w:tr>
-        <w:tc>
-          <w:tcPr>
-            <w:tcW w:type="dxa" w:w="1404"/>
-          </w:tcPr>
-          <w:p>
-            <w:r/>
-            <w:r>
-              <w:t>1.4.7.9</w:t>
-            </w:r>
-          </w:p>
-        </w:tc>
-        <w:tc>
-          <w:tcPr>
-            <w:tcW w:type="dxa" w:w="1123"/>
-          </w:tcPr>
-          <w:p>
-            <w:r/>
-            <w:r>
-              <w:t>L3</w:t>
-            </w:r>
-          </w:p>
-        </w:tc>
-        <w:tc>
-          <w:tcPr>
-            <w:tcW w:type="dxa" w:w="3370"/>
-          </w:tcPr>
-          <w:p>
-            <w:r/>
-            <w:r>
-              <w:t>Manage Service Performance Analysis</w:t>
-            </w:r>
-          </w:p>
-        </w:tc>
-        <w:tc>
-          <w:tcPr>
-            <w:tcW w:type="dxa" w:w="3463"/>
-          </w:tcPr>
-          <w:p>
-            <w:r/>
-            <w:r>
-              <w:t>Manage Service Performance Analysis business activity controls activities and tasks supporting assessment, investigating, auditing, and reporting on service performance.</w:t>
-            </w:r>
-          </w:p>
-        </w:tc>
-      </w:tr>
-      <w:tr>
-        <w:tc>
-          <w:tcPr>
-            <w:tcW w:type="dxa" w:w="1404"/>
-          </w:tcPr>
-          <w:p>
-            <w:r/>
-            <w:r>
-              <w:t>1.4.7.10</w:t>
-            </w:r>
-          </w:p>
-        </w:tc>
-        <w:tc>
-          <w:tcPr>
-            <w:tcW w:type="dxa" w:w="1123"/>
-          </w:tcPr>
-          <w:p>
-            <w:r/>
-            <w:r>
-              <w:t>L3</w:t>
-            </w:r>
-          </w:p>
-        </w:tc>
-        <w:tc>
-          <w:tcPr>
-            <w:tcW w:type="dxa" w:w="3370"/>
-          </w:tcPr>
-          <w:p>
-            <w:r/>
-            <w:r>
-              <w:t>Manage Service Performance Control</w:t>
-            </w:r>
-          </w:p>
-        </w:tc>
-        <w:tc>
-          <w:tcPr>
-            <w:tcW w:type="dxa" w:w="3463"/>
-          </w:tcPr>
-          <w:p>
-            <w:r/>
-            <w:r>
-              <w:t>Manage Service Performance Control business activity is responsible for monitoring, evaluating, and improving service performance. / Manage Service Performance Control's goal is to maintain control over service performance. This includes monitoring performance on an ongoing basis, evaluating whether performance goals are being met, and providing support for making improvements as necessary.</w:t>
-            </w:r>
-          </w:p>
-        </w:tc>
-      </w:tr>
-      <w:tr>
-        <w:tc>
-          <w:tcPr>
-            <w:tcW w:type="dxa" w:w="1404"/>
-          </w:tcPr>
-          <w:p>
-            <w:r/>
-            <w:r>
-              <w:t>1.4.7.11</w:t>
-            </w:r>
-          </w:p>
-        </w:tc>
-        <w:tc>
-          <w:tcPr>
-            <w:tcW w:type="dxa" w:w="1123"/>
-          </w:tcPr>
-          <w:p>
-            <w:r/>
-            <w:r>
-              <w:t>L3</w:t>
-            </w:r>
-          </w:p>
-        </w:tc>
-        <w:tc>
-          <w:tcPr>
-            <w:tcW w:type="dxa" w:w="3370"/>
-          </w:tcPr>
-          <w:p>
-            <w:r/>
-            <w:r>
-              <w:t>Manage Service Performance Reporting</w:t>
-            </w:r>
-          </w:p>
-        </w:tc>
-        <w:tc>
-          <w:tcPr>
-            <w:tcW w:type="dxa" w:w="3463"/>
-          </w:tcPr>
-          <w:p>
-            <w:r/>
-            <w:r>
-              <w:t>Manage Service Performance Reporting business activity is responsible for creating, changing, and publishing reports on service performance. / Manage Service Performance Reporting's goal is to communicate information about service performance to relevant stakeholders. This includes creating reports that accurately reflect current performance levels, making changes to these reports as necessary, and publishing these reports in a timely manner.</w:t>
-            </w:r>
-          </w:p>
-        </w:tc>
-      </w:tr>
-    </w:tbl>
-    <w:p/>
-    <w:p>
-      <w:pPr>
-        <w:pStyle w:val="Heading2"/>
-      </w:pPr>
-      <w:r>
-        <w:t>SID ABEs</w:t>
-      </w:r>
-    </w:p>
-    <w:p>
-      <w:r>
-        <w:t>SID ABEs this ODA Component is responsible for:</w:t>
-      </w:r>
-    </w:p>
-    <w:tbl>
-      <w:tblPr>
-        <w:tblStyle w:val="ScrollTableNormal"/>
-        <w:tblW w:type="auto" w:w="0"/>
-        <w:tblLayout w:type="autofit"/>
-        <w:tblLook w:val="04A0" w:firstRow="1" w:lastRow="0" w:firstColumn="0" w:lastColumn="0" w:noHBand="0" w:noVBand="1"/>
-        <w:tblBorders>
-          <w:top w:val="single" w:sz="4" w:space="0" w:color="999999"/>
-          <w:left w:val="single" w:sz="4" w:space="0" w:color="999999"/>
-          <w:bottom w:val="single" w:sz="4" w:space="0" w:color="999999"/>
-          <w:right w:val="single" w:sz="4" w:space="0" w:color="999999"/>
-          <w:insideH w:val="single" w:sz="4" w:space="0" w:color="999999"/>
-          <w:insideV w:val="single" w:sz="4" w:space="0" w:color="999999"/>
-        </w:tblBorders>
-      </w:tblPr>
-      <w:tblGrid>
-        <w:gridCol w:w="2124"/>
-        <w:gridCol w:w="2124"/>
-        <w:gridCol w:w="2124"/>
-        <w:gridCol w:w="2124"/>
-      </w:tblGrid>
-      <w:tr>
-        <w:trPr>
-          <w:tblHeader/>
-        </w:trPr>
-        <w:tc>
-          <w:tcPr>
-            <w:tcW w:type="dxa" w:w="1778"/>
-          </w:tcPr>
-          <w:p>
-            <w:r/>
-            <w:r>
-              <w:rPr>
-                <w:b/>
-              </w:rPr>
-              <w:t>SID ABE Level 1</w:t>
-            </w:r>
-          </w:p>
-        </w:tc>
-        <w:tc>
-          <w:tcPr>
-            <w:tcW w:type="dxa" w:w="2434"/>
-          </w:tcPr>
-          <w:p>
-            <w:r/>
-            <w:r>
-              <w:rPr>
-                <w:b/>
-              </w:rPr>
-              <w:t>SID ABE Level 2 (or set of BEs)</w:t>
-            </w:r>
-          </w:p>
-        </w:tc>
-        <w:tc>
-          <w:tcPr>
-            <w:tcW w:type="dxa" w:w="2902"/>
-          </w:tcPr>
-          <w:p>
-            <w:r/>
-            <w:r>
-              <w:rPr>
-                <w:b/>
-              </w:rPr>
-              <w:t>SID ABE L1 Definition</w:t>
-            </w:r>
-          </w:p>
-        </w:tc>
-        <w:tc>
-          <w:tcPr>
-            <w:tcW w:type="dxa" w:w="2246"/>
-          </w:tcPr>
-          <w:p>
-            <w:r/>
-            <w:r>
-              <w:rPr>
-                <w:b/>
-              </w:rPr>
-              <w:t>SID ABE L2 Definition</w:t>
-            </w:r>
-          </w:p>
-        </w:tc>
-      </w:tr>
-      <w:tr>
-        <w:tc>
-          <w:tcPr>
-            <w:tcW w:type="dxa" w:w="1778"/>
-          </w:tcPr>
-          <w:p>
-            <w:r/>
-            <w:r>
-              <w:t>Service Performance</w:t>
-            </w:r>
-          </w:p>
-        </w:tc>
-        <w:tc>
-          <w:tcPr>
-            <w:tcW w:type="dxa" w:w="2434"/>
-          </w:tcPr>
-          <w:p>
-            <w:r/>
-            <w:r/>
-          </w:p>
-        </w:tc>
-        <w:tc>
-          <w:tcPr>
-            <w:tcW w:type="dxa" w:w="2902"/>
-          </w:tcPr>
-          <w:p>
-            <w:r/>
-            <w:r>
-              <w:t>The Service Performance ABE collects information used to correlate, consolidate, and validate various performance statistics and other operational characteristics of Know-Hows (a.k.a. CFS) and Technical Solutions (a.k.a. RFS). It provides a set of entities that enables performance monitoring and reporting. Each of these entities also enables network performance assessment against planned goals, performs various aspects of trend analysis, including error rate and cause analysis and Service degradation. Entities in this ABE also enable the traffic trend analysis.</w:t>
-            </w:r>
-          </w:p>
-        </w:tc>
-        <w:tc>
-          <w:tcPr>
-            <w:tcW w:type="dxa" w:w="2246"/>
-          </w:tcPr>
-          <w:p>
-            <w:r/>
-            <w:r>
-              <w:t>*(no description available)*</w:t>
-            </w:r>
-          </w:p>
-        </w:tc>
-      </w:tr>
-      <w:tr>
-        <w:tc>
-          <w:tcPr>
-            <w:tcW w:type="dxa" w:w="1778"/>
-          </w:tcPr>
-          <w:p>
-            <w:r/>
-            <w:r>
-              <w:t>Performance</w:t>
-            </w:r>
-          </w:p>
-        </w:tc>
-        <w:tc>
-          <w:tcPr>
-            <w:tcW w:type="dxa" w:w="2434"/>
-          </w:tcPr>
-          <w:p>
-            <w:r/>
-            <w:r>
-              <w:t>MeasurementProductionJob</w:t>
-            </w:r>
-          </w:p>
-        </w:tc>
-        <w:tc>
-          <w:tcPr>
-            <w:tcW w:type="dxa" w:w="2902"/>
-          </w:tcPr>
-          <w:p>
-            <w:r/>
-            <w:r>
-              <w:t>*(no description available)*</w:t>
-            </w:r>
-          </w:p>
-        </w:tc>
-        <w:tc>
-          <w:tcPr>
-            <w:tcW w:type="dxa" w:w="2246"/>
-          </w:tcPr>
-          <w:p>
-            <w:r/>
-            <w:r>
-              <w:t>*(no description available)*</w:t>
-            </w:r>
-          </w:p>
-        </w:tc>
-      </w:tr>
-      <w:tr>
-        <w:tc>
-          <w:tcPr>
-            <w:tcW w:type="dxa" w:w="1778"/>
-          </w:tcPr>
-          <w:p>
-            <w:r/>
-            <w:r>
-              <w:t>Performance</w:t>
-            </w:r>
-          </w:p>
-        </w:tc>
-        <w:tc>
-          <w:tcPr>
-            <w:tcW w:type="dxa" w:w="2434"/>
-          </w:tcPr>
-          <w:p>
-            <w:r/>
-            <w:r>
-              <w:t>AdhocCollection</w:t>
-            </w:r>
-          </w:p>
-        </w:tc>
-        <w:tc>
-          <w:tcPr>
-            <w:tcW w:type="dxa" w:w="2902"/>
-          </w:tcPr>
-          <w:p>
-            <w:r/>
-            <w:r>
-              <w:t>*(no description available)*</w:t>
-            </w:r>
-          </w:p>
-        </w:tc>
-        <w:tc>
-          <w:tcPr>
-            <w:tcW w:type="dxa" w:w="2246"/>
-          </w:tcPr>
-          <w:p>
-            <w:r/>
-            <w:r>
-              <w:t>*(no description available)*</w:t>
-            </w:r>
-          </w:p>
-        </w:tc>
-      </w:tr>
-      <w:tr>
-        <w:tc>
-          <w:tcPr>
-            <w:tcW w:type="dxa" w:w="1778"/>
-          </w:tcPr>
-          <w:p>
-            <w:r/>
-            <w:r>
-              <w:t>Performance</w:t>
-            </w:r>
-          </w:p>
-        </w:tc>
-        <w:tc>
-          <w:tcPr>
-            <w:tcW w:type="dxa" w:w="2434"/>
-          </w:tcPr>
-          <w:p>
-            <w:r/>
-            <w:r>
-              <w:t>MeasurementCollectionJob</w:t>
-            </w:r>
-          </w:p>
-        </w:tc>
-        <w:tc>
-          <w:tcPr>
-            <w:tcW w:type="dxa" w:w="2902"/>
-          </w:tcPr>
-          <w:p>
-            <w:r/>
-            <w:r>
-              <w:t>*(no description available)*</w:t>
-            </w:r>
-          </w:p>
-        </w:tc>
-        <w:tc>
-          <w:tcPr>
-            <w:tcW w:type="dxa" w:w="2246"/>
-          </w:tcPr>
-          <w:p>
-            <w:r/>
-            <w:r>
-              <w:t>*(no description available)*</w:t>
-            </w:r>
-          </w:p>
-        </w:tc>
-      </w:tr>
-      <w:tr>
-        <w:tc>
-          <w:tcPr>
-            <w:tcW w:type="dxa" w:w="1778"/>
-          </w:tcPr>
-          <w:p>
-            <w:r/>
-            <w:r>
-              <w:t>Performance</w:t>
-            </w:r>
-          </w:p>
-        </w:tc>
-        <w:tc>
-          <w:tcPr>
-            <w:tcW w:type="dxa" w:w="2434"/>
-          </w:tcPr>
-          <w:p>
-            <w:r/>
-            <w:r>
-              <w:t>Performance Threshold</w:t>
-            </w:r>
-          </w:p>
-        </w:tc>
-        <w:tc>
-          <w:tcPr>
-            <w:tcW w:type="dxa" w:w="2902"/>
-          </w:tcPr>
-          <w:p>
-            <w:r/>
-            <w:r>
-              <w:t>The Performance ABE is a pattern that represents a measure of the manner in which a Product and/or Service and/or Resource is functioning.</w:t>
-            </w:r>
-          </w:p>
-        </w:tc>
-        <w:tc>
-          <w:tcPr>
-            <w:tcW w:type="dxa" w:w="2246"/>
-          </w:tcPr>
-          <w:p>
-            <w:r/>
-            <w:r>
-              <w:t>*(no description available)*</w:t>
-            </w:r>
-          </w:p>
-        </w:tc>
-      </w:tr>
-      <w:tr>
-        <w:tc>
-          <w:tcPr>
-            <w:tcW w:type="dxa" w:w="1778"/>
-          </w:tcPr>
-          <w:p>
-            <w:r/>
-            <w:r>
-              <w:t>Resource Trouble</w:t>
-            </w:r>
-          </w:p>
-        </w:tc>
-        <w:tc>
-          <w:tcPr>
-            <w:tcW w:type="dxa" w:w="2434"/>
-          </w:tcPr>
-          <w:p>
-            <w:r/>
-            <w:r>
-              <w:t>Alarm</w:t>
-            </w:r>
-          </w:p>
-        </w:tc>
-        <w:tc>
-          <w:tcPr>
-            <w:tcW w:type="dxa" w:w="2902"/>
-          </w:tcPr>
-          <w:p>
-            <w:r/>
-            <w:r>
-              <w:t>The Resource Trouble ABE collects information about problems found in allocated resource instances, regardless of whether the problem is physical or logical. Entities in this ABE capture detection, root cause, and resoluiton of these problems and maintain a history of the activities involved in diagnosing and solving the problem. This history includes tracking, reporting, assigning people to fix the problem, testing and verification, and overall administration of repair activities.</w:t>
-            </w:r>
-          </w:p>
-        </w:tc>
-        <w:tc>
-          <w:tcPr>
-            <w:tcW w:type="dxa" w:w="2246"/>
-          </w:tcPr>
-          <w:p>
-            <w:r/>
-            <w:r>
-              <w:t>*(no description available)*</w:t>
-            </w:r>
-          </w:p>
-        </w:tc>
-      </w:tr>
-    </w:tbl>
-    <w:p/>
     <w:p>
       <w:pPr>
         <w:pStyle w:val="Heading2"/>
@@ -1057,6 +267,796 @@
         <w:pStyle w:val="Heading2"/>
       </w:pPr>
       <w:r>
+        <w:t>eTOM business activities</w:t>
+      </w:r>
+    </w:p>
+    <w:p>
+      <w:r>
+        <w:t>eTOM business activities this ODA Component is responsible for:</w:t>
+      </w:r>
+    </w:p>
+    <w:tbl>
+      <w:tblPr>
+        <w:tblStyle w:val="ScrollTableNormal"/>
+        <w:tblW w:type="auto" w:w="0"/>
+        <w:tblLayout w:type="autofit"/>
+        <w:tblLook w:val="04A0" w:firstRow="1" w:lastRow="0" w:firstColumn="0" w:lastColumn="0" w:noHBand="0" w:noVBand="1"/>
+        <w:tblBorders>
+          <w:top w:val="single" w:sz="4" w:space="0" w:color="999999"/>
+          <w:left w:val="single" w:sz="4" w:space="0" w:color="999999"/>
+          <w:bottom w:val="single" w:sz="4" w:space="0" w:color="999999"/>
+          <w:right w:val="single" w:sz="4" w:space="0" w:color="999999"/>
+          <w:insideH w:val="single" w:sz="4" w:space="0" w:color="999999"/>
+          <w:insideV w:val="single" w:sz="4" w:space="0" w:color="999999"/>
+        </w:tblBorders>
+      </w:tblPr>
+      <w:tblGrid>
+        <w:gridCol w:w="2124"/>
+        <w:gridCol w:w="2124"/>
+        <w:gridCol w:w="2124"/>
+        <w:gridCol w:w="2124"/>
+      </w:tblGrid>
+      <w:tr>
+        <w:trPr>
+          <w:tblHeader/>
+        </w:trPr>
+        <w:tc>
+          <w:tcPr>
+            <w:tcW w:type="dxa" w:w="1404"/>
+          </w:tcPr>
+          <w:p>
+            <w:r/>
+            <w:r>
+              <w:rPr>
+                <w:b/>
+              </w:rPr>
+              <w:t>Identifier</w:t>
+            </w:r>
+          </w:p>
+        </w:tc>
+        <w:tc>
+          <w:tcPr>
+            <w:tcW w:type="dxa" w:w="1123"/>
+          </w:tcPr>
+          <w:p>
+            <w:r/>
+            <w:r>
+              <w:rPr>
+                <w:b/>
+              </w:rPr>
+              <w:t>Level</w:t>
+            </w:r>
+          </w:p>
+        </w:tc>
+        <w:tc>
+          <w:tcPr>
+            <w:tcW w:type="dxa" w:w="3370"/>
+          </w:tcPr>
+          <w:p>
+            <w:r/>
+            <w:r>
+              <w:rPr>
+                <w:b/>
+              </w:rPr>
+              <w:t>Business Activity Name</w:t>
+            </w:r>
+          </w:p>
+        </w:tc>
+        <w:tc>
+          <w:tcPr>
+            <w:tcW w:type="dxa" w:w="3463"/>
+          </w:tcPr>
+          <w:p>
+            <w:r/>
+            <w:r>
+              <w:rPr>
+                <w:b/>
+              </w:rPr>
+              <w:t>Description</w:t>
+            </w:r>
+          </w:p>
+        </w:tc>
+      </w:tr>
+      <w:tr>
+        <w:tc>
+          <w:tcPr>
+            <w:tcW w:type="dxa" w:w="1404"/>
+          </w:tcPr>
+          <w:p>
+            <w:r/>
+            <w:r>
+              <w:t>1.4.7</w:t>
+            </w:r>
+          </w:p>
+        </w:tc>
+        <w:tc>
+          <w:tcPr>
+            <w:tcW w:type="dxa" w:w="1123"/>
+          </w:tcPr>
+          <w:p>
+            <w:r/>
+            <w:r>
+              <w:t>L2</w:t>
+            </w:r>
+          </w:p>
+        </w:tc>
+        <w:tc>
+          <w:tcPr>
+            <w:tcW w:type="dxa" w:w="3370"/>
+          </w:tcPr>
+          <w:p>
+            <w:r/>
+            <w:r>
+              <w:t>Service Performance Management</w:t>
+            </w:r>
+          </w:p>
+        </w:tc>
+        <w:tc>
+          <w:tcPr>
+            <w:tcW w:type="dxa" w:w="3463"/>
+          </w:tcPr>
+          <w:p>
+            <w:r/>
+            <w:r>
+              <w:t>Service Performance Management business process directs and controls activities that define Service Performance Objectives (e.g. Service Availability, Service Quality, Process efficiency, Service Reliability, etc.), sets performance goals &amp; targets, track performance trends, monitor performance, analyze performance, control performance (optimize, troubleshoot), report or communicate performance, and manage consequences of service performance. Service Performance Management business process supports the Enterprise Performance Management goals. These goals include quality, efficiency, reliability, availability, monetary (cost, profitability, etc.) mandates along with any productivity requirement of service delivery and service engagement by the organization. It includes identifying, establishing the applying the methodologies that define and manage service performance criteria to meet business objectives. / This process was renamed in 23.5 it was named Service Quality Management.</w:t>
+            </w:r>
+          </w:p>
+        </w:tc>
+      </w:tr>
+      <w:tr>
+        <w:tc>
+          <w:tcPr>
+            <w:tcW w:type="dxa" w:w="1404"/>
+          </w:tcPr>
+          <w:p>
+            <w:r/>
+            <w:r>
+              <w:t>1.4.7.6</w:t>
+            </w:r>
+          </w:p>
+        </w:tc>
+        <w:tc>
+          <w:tcPr>
+            <w:tcW w:type="dxa" w:w="1123"/>
+          </w:tcPr>
+          <w:p>
+            <w:r/>
+            <w:r>
+              <w:t>L3</w:t>
+            </w:r>
+          </w:p>
+        </w:tc>
+        <w:tc>
+          <w:tcPr>
+            <w:tcW w:type="dxa" w:w="3370"/>
+          </w:tcPr>
+          <w:p>
+            <w:r/>
+            <w:r>
+              <w:t>Manage Service Performance Requirement</w:t>
+            </w:r>
+          </w:p>
+        </w:tc>
+        <w:tc>
+          <w:tcPr>
+            <w:tcW w:type="dxa" w:w="3463"/>
+          </w:tcPr>
+          <w:p>
+            <w:r/>
+            <w:r>
+              <w:t>Manage Service Performance Requirement business activity controls activities and underlying tasks that define the performance requirements for a service. It sets the standards and expectations for service performance. / Manage Service Performance Requirement's goal is to ensure that the service meets or exceeds predefined performance standards. It involves setting service performance goals and making changes to these goals as necessary. It also includes defining the information required to measure service performance.</w:t>
+            </w:r>
+          </w:p>
+        </w:tc>
+      </w:tr>
+      <w:tr>
+        <w:tc>
+          <w:tcPr>
+            <w:tcW w:type="dxa" w:w="1404"/>
+          </w:tcPr>
+          <w:p>
+            <w:r/>
+            <w:r>
+              <w:t>1.4.7.7</w:t>
+            </w:r>
+          </w:p>
+        </w:tc>
+        <w:tc>
+          <w:tcPr>
+            <w:tcW w:type="dxa" w:w="1123"/>
+          </w:tcPr>
+          <w:p>
+            <w:r/>
+            <w:r>
+              <w:t>L3</w:t>
+            </w:r>
+          </w:p>
+        </w:tc>
+        <w:tc>
+          <w:tcPr>
+            <w:tcW w:type="dxa" w:w="3370"/>
+          </w:tcPr>
+          <w:p>
+            <w:r/>
+            <w:r>
+              <w:t>Manage Service Performance Plan</w:t>
+            </w:r>
+          </w:p>
+        </w:tc>
+        <w:tc>
+          <w:tcPr>
+            <w:tcW w:type="dxa" w:w="3463"/>
+          </w:tcPr>
+          <w:p>
+            <w:r/>
+            <w:r>
+              <w:t>Manage Service Performance Plan business activity controls the creating, implementing, improving, and terminating of plan(s) for service performance. / Manage Service Performance Plan's goal is to ensure that there is a clear and effective plan in place for managing service performance. This includes defining the plan, implementing it, making improvements to the plan over time, and terminating the plan when it is no longer needed.</w:t>
+            </w:r>
+          </w:p>
+        </w:tc>
+      </w:tr>
+      <w:tr>
+        <w:tc>
+          <w:tcPr>
+            <w:tcW w:type="dxa" w:w="1404"/>
+          </w:tcPr>
+          <w:p>
+            <w:r/>
+            <w:r>
+              <w:t>1.4.7.8</w:t>
+            </w:r>
+          </w:p>
+        </w:tc>
+        <w:tc>
+          <w:tcPr>
+            <w:tcW w:type="dxa" w:w="1123"/>
+          </w:tcPr>
+          <w:p>
+            <w:r/>
+            <w:r>
+              <w:t>L3</w:t>
+            </w:r>
+          </w:p>
+        </w:tc>
+        <w:tc>
+          <w:tcPr>
+            <w:tcW w:type="dxa" w:w="3370"/>
+          </w:tcPr>
+          <w:p>
+            <w:r/>
+            <w:r>
+              <w:t>Manage Service Performance Measure</w:t>
+            </w:r>
+          </w:p>
+        </w:tc>
+        <w:tc>
+          <w:tcPr>
+            <w:tcW w:type="dxa" w:w="3463"/>
+          </w:tcPr>
+          <w:p>
+            <w:r/>
+            <w:r>
+              <w:t>Manage Service Performance Measure business activity controls the definition, change, and removal of measures for service performance.</w:t>
+            </w:r>
+          </w:p>
+        </w:tc>
+      </w:tr>
+      <w:tr>
+        <w:tc>
+          <w:tcPr>
+            <w:tcW w:type="dxa" w:w="1404"/>
+          </w:tcPr>
+          <w:p>
+            <w:r/>
+            <w:r>
+              <w:t>1.4.7.9</w:t>
+            </w:r>
+          </w:p>
+        </w:tc>
+        <w:tc>
+          <w:tcPr>
+            <w:tcW w:type="dxa" w:w="1123"/>
+          </w:tcPr>
+          <w:p>
+            <w:r/>
+            <w:r>
+              <w:t>L3</w:t>
+            </w:r>
+          </w:p>
+        </w:tc>
+        <w:tc>
+          <w:tcPr>
+            <w:tcW w:type="dxa" w:w="3370"/>
+          </w:tcPr>
+          <w:p>
+            <w:r/>
+            <w:r>
+              <w:t>Manage Service Performance Analysis</w:t>
+            </w:r>
+          </w:p>
+        </w:tc>
+        <w:tc>
+          <w:tcPr>
+            <w:tcW w:type="dxa" w:w="3463"/>
+          </w:tcPr>
+          <w:p>
+            <w:r/>
+            <w:r>
+              <w:t>Manage Service Performance Analysis business activity controls activities and tasks supporting assessment, investigating, auditing, and reporting on service performance.</w:t>
+            </w:r>
+          </w:p>
+        </w:tc>
+      </w:tr>
+      <w:tr>
+        <w:tc>
+          <w:tcPr>
+            <w:tcW w:type="dxa" w:w="1404"/>
+          </w:tcPr>
+          <w:p>
+            <w:r/>
+            <w:r>
+              <w:t>1.4.7.10</w:t>
+            </w:r>
+          </w:p>
+        </w:tc>
+        <w:tc>
+          <w:tcPr>
+            <w:tcW w:type="dxa" w:w="1123"/>
+          </w:tcPr>
+          <w:p>
+            <w:r/>
+            <w:r>
+              <w:t>L3</w:t>
+            </w:r>
+          </w:p>
+        </w:tc>
+        <w:tc>
+          <w:tcPr>
+            <w:tcW w:type="dxa" w:w="3370"/>
+          </w:tcPr>
+          <w:p>
+            <w:r/>
+            <w:r>
+              <w:t>Manage Service Performance Control</w:t>
+            </w:r>
+          </w:p>
+        </w:tc>
+        <w:tc>
+          <w:tcPr>
+            <w:tcW w:type="dxa" w:w="3463"/>
+          </w:tcPr>
+          <w:p>
+            <w:r/>
+            <w:r>
+              <w:t>Manage Service Performance Control business activity is responsible for monitoring, evaluating, and improving service performance. / Manage Service Performance Control's goal is to maintain control over service performance. This includes monitoring performance on an ongoing basis, evaluating whether performance goals are being met, and providing support for making improvements as necessary.</w:t>
+            </w:r>
+          </w:p>
+        </w:tc>
+      </w:tr>
+      <w:tr>
+        <w:tc>
+          <w:tcPr>
+            <w:tcW w:type="dxa" w:w="1404"/>
+          </w:tcPr>
+          <w:p>
+            <w:r/>
+            <w:r>
+              <w:t>1.4.7.11</w:t>
+            </w:r>
+          </w:p>
+        </w:tc>
+        <w:tc>
+          <w:tcPr>
+            <w:tcW w:type="dxa" w:w="1123"/>
+          </w:tcPr>
+          <w:p>
+            <w:r/>
+            <w:r>
+              <w:t>L3</w:t>
+            </w:r>
+          </w:p>
+        </w:tc>
+        <w:tc>
+          <w:tcPr>
+            <w:tcW w:type="dxa" w:w="3370"/>
+          </w:tcPr>
+          <w:p>
+            <w:r/>
+            <w:r>
+              <w:t>Manage Service Performance Reporting</w:t>
+            </w:r>
+          </w:p>
+        </w:tc>
+        <w:tc>
+          <w:tcPr>
+            <w:tcW w:type="dxa" w:w="3463"/>
+          </w:tcPr>
+          <w:p>
+            <w:r/>
+            <w:r>
+              <w:t>Manage Service Performance Reporting business activity is responsible for creating, changing, and publishing reports on service performance. / Manage Service Performance Reporting's goal is to communicate information about service performance to relevant stakeholders. This includes creating reports that accurately reflect current performance levels, making changes to these reports as necessary, and publishing these reports in a timely manner.</w:t>
+            </w:r>
+          </w:p>
+        </w:tc>
+      </w:tr>
+    </w:tbl>
+    <w:p/>
+    <w:p>
+      <w:pPr>
+        <w:pStyle w:val="Heading2"/>
+      </w:pPr>
+      <w:r>
+        <w:t>SID ABEs</w:t>
+      </w:r>
+    </w:p>
+    <w:p>
+      <w:r>
+        <w:t>SID ABEs this ODA Component is responsible for:</w:t>
+      </w:r>
+    </w:p>
+    <w:tbl>
+      <w:tblPr>
+        <w:tblStyle w:val="ScrollTableNormal"/>
+        <w:tblW w:type="auto" w:w="0"/>
+        <w:tblLayout w:type="autofit"/>
+        <w:tblLook w:val="04A0" w:firstRow="1" w:lastRow="0" w:firstColumn="0" w:lastColumn="0" w:noHBand="0" w:noVBand="1"/>
+        <w:tblBorders>
+          <w:top w:val="single" w:sz="4" w:space="0" w:color="999999"/>
+          <w:left w:val="single" w:sz="4" w:space="0" w:color="999999"/>
+          <w:bottom w:val="single" w:sz="4" w:space="0" w:color="999999"/>
+          <w:right w:val="single" w:sz="4" w:space="0" w:color="999999"/>
+          <w:insideH w:val="single" w:sz="4" w:space="0" w:color="999999"/>
+          <w:insideV w:val="single" w:sz="4" w:space="0" w:color="999999"/>
+        </w:tblBorders>
+      </w:tblPr>
+      <w:tblGrid>
+        <w:gridCol w:w="2124"/>
+        <w:gridCol w:w="2124"/>
+        <w:gridCol w:w="2124"/>
+        <w:gridCol w:w="2124"/>
+      </w:tblGrid>
+      <w:tr>
+        <w:trPr>
+          <w:tblHeader/>
+        </w:trPr>
+        <w:tc>
+          <w:tcPr>
+            <w:tcW w:type="dxa" w:w="1778"/>
+          </w:tcPr>
+          <w:p>
+            <w:r/>
+            <w:r>
+              <w:rPr>
+                <w:b/>
+              </w:rPr>
+              <w:t>SID ABE L1</w:t>
+            </w:r>
+          </w:p>
+        </w:tc>
+        <w:tc>
+          <w:tcPr>
+            <w:tcW w:type="dxa" w:w="2995"/>
+          </w:tcPr>
+          <w:p>
+            <w:r/>
+            <w:r>
+              <w:rPr>
+                <w:b/>
+              </w:rPr>
+              <w:t>SID ABE L1 Definition</w:t>
+            </w:r>
+          </w:p>
+        </w:tc>
+        <w:tc>
+          <w:tcPr>
+            <w:tcW w:type="dxa" w:w="2246"/>
+          </w:tcPr>
+          <w:p>
+            <w:r/>
+            <w:r>
+              <w:rPr>
+                <w:b/>
+              </w:rPr>
+              <w:t>SID ABE L2 (or set of BEs)</w:t>
+            </w:r>
+          </w:p>
+        </w:tc>
+        <w:tc>
+          <w:tcPr>
+            <w:tcW w:type="dxa" w:w="2340"/>
+          </w:tcPr>
+          <w:p>
+            <w:r/>
+            <w:r>
+              <w:rPr>
+                <w:b/>
+              </w:rPr>
+              <w:t>SID ABE L2 Definition</w:t>
+            </w:r>
+          </w:p>
+        </w:tc>
+      </w:tr>
+      <w:tr>
+        <w:tc>
+          <w:tcPr>
+            <w:tcW w:type="dxa" w:w="1778"/>
+          </w:tcPr>
+          <w:p>
+            <w:r/>
+            <w:r>
+              <w:t>Service Performance</w:t>
+            </w:r>
+          </w:p>
+        </w:tc>
+        <w:tc>
+          <w:tcPr>
+            <w:tcW w:type="dxa" w:w="2995"/>
+          </w:tcPr>
+          <w:p>
+            <w:r/>
+            <w:r>
+              <w:t>The Service Performance ABE collects information used to correlate, consolidate, and validate various performance statistics and other operational characteristics of Know-Hows (a.k.a. CFS) and Technical Solutions (a.k.a. RFS). It provides a set of entities that enables performance monitoring and reporting. Each of these entities also enables network performance assessment against planned goals, performs various aspects of trend analysis, including error rate and cause analysis and Service degradation. Entities in this ABE also enable the traffic trend analysis.</w:t>
+            </w:r>
+          </w:p>
+        </w:tc>
+        <w:tc>
+          <w:tcPr>
+            <w:tcW w:type="dxa" w:w="2246"/>
+          </w:tcPr>
+          <w:p>
+            <w:r/>
+            <w:r/>
+          </w:p>
+        </w:tc>
+        <w:tc>
+          <w:tcPr>
+            <w:tcW w:type="dxa" w:w="2340"/>
+          </w:tcPr>
+          <w:p>
+            <w:r/>
+            <w:r>
+              <w:t>*(no description available)*</w:t>
+            </w:r>
+          </w:p>
+        </w:tc>
+      </w:tr>
+      <w:tr>
+        <w:tc>
+          <w:tcPr>
+            <w:tcW w:type="dxa" w:w="1778"/>
+          </w:tcPr>
+          <w:p>
+            <w:r/>
+            <w:r>
+              <w:t>Performance</w:t>
+            </w:r>
+          </w:p>
+        </w:tc>
+        <w:tc>
+          <w:tcPr>
+            <w:tcW w:type="dxa" w:w="2995"/>
+          </w:tcPr>
+          <w:p>
+            <w:r/>
+            <w:r>
+              <w:t>*(no description available)*</w:t>
+            </w:r>
+          </w:p>
+        </w:tc>
+        <w:tc>
+          <w:tcPr>
+            <w:tcW w:type="dxa" w:w="2246"/>
+          </w:tcPr>
+          <w:p>
+            <w:r/>
+            <w:r>
+              <w:t>MeasurementProductionJob</w:t>
+            </w:r>
+          </w:p>
+        </w:tc>
+        <w:tc>
+          <w:tcPr>
+            <w:tcW w:type="dxa" w:w="2340"/>
+          </w:tcPr>
+          <w:p>
+            <w:r/>
+            <w:r>
+              <w:t>*(no description available)*</w:t>
+            </w:r>
+          </w:p>
+        </w:tc>
+      </w:tr>
+      <w:tr>
+        <w:tc>
+          <w:tcPr>
+            <w:tcW w:type="dxa" w:w="1778"/>
+          </w:tcPr>
+          <w:p>
+            <w:r/>
+            <w:r>
+              <w:t>Performance</w:t>
+            </w:r>
+          </w:p>
+        </w:tc>
+        <w:tc>
+          <w:tcPr>
+            <w:tcW w:type="dxa" w:w="2995"/>
+          </w:tcPr>
+          <w:p>
+            <w:r/>
+            <w:r>
+              <w:t>*(no description available)*</w:t>
+            </w:r>
+          </w:p>
+        </w:tc>
+        <w:tc>
+          <w:tcPr>
+            <w:tcW w:type="dxa" w:w="2246"/>
+          </w:tcPr>
+          <w:p>
+            <w:r/>
+            <w:r>
+              <w:t>AdhocCollection</w:t>
+            </w:r>
+          </w:p>
+        </w:tc>
+        <w:tc>
+          <w:tcPr>
+            <w:tcW w:type="dxa" w:w="2340"/>
+          </w:tcPr>
+          <w:p>
+            <w:r/>
+            <w:r>
+              <w:t>*(no description available)*</w:t>
+            </w:r>
+          </w:p>
+        </w:tc>
+      </w:tr>
+      <w:tr>
+        <w:tc>
+          <w:tcPr>
+            <w:tcW w:type="dxa" w:w="1778"/>
+          </w:tcPr>
+          <w:p>
+            <w:r/>
+            <w:r>
+              <w:t>Performance</w:t>
+            </w:r>
+          </w:p>
+        </w:tc>
+        <w:tc>
+          <w:tcPr>
+            <w:tcW w:type="dxa" w:w="2995"/>
+          </w:tcPr>
+          <w:p>
+            <w:r/>
+            <w:r>
+              <w:t>*(no description available)*</w:t>
+            </w:r>
+          </w:p>
+        </w:tc>
+        <w:tc>
+          <w:tcPr>
+            <w:tcW w:type="dxa" w:w="2246"/>
+          </w:tcPr>
+          <w:p>
+            <w:r/>
+            <w:r>
+              <w:t>MeasurementCollectionJob</w:t>
+            </w:r>
+          </w:p>
+        </w:tc>
+        <w:tc>
+          <w:tcPr>
+            <w:tcW w:type="dxa" w:w="2340"/>
+          </w:tcPr>
+          <w:p>
+            <w:r/>
+            <w:r>
+              <w:t>*(no description available)*</w:t>
+            </w:r>
+          </w:p>
+        </w:tc>
+      </w:tr>
+      <w:tr>
+        <w:tc>
+          <w:tcPr>
+            <w:tcW w:type="dxa" w:w="1778"/>
+          </w:tcPr>
+          <w:p>
+            <w:r/>
+            <w:r>
+              <w:t>Performance</w:t>
+            </w:r>
+          </w:p>
+        </w:tc>
+        <w:tc>
+          <w:tcPr>
+            <w:tcW w:type="dxa" w:w="2995"/>
+          </w:tcPr>
+          <w:p>
+            <w:r/>
+            <w:r>
+              <w:t>The Performance ABE is a pattern that represents a measure of the manner in which a Product and/or Service and/or Resource is functioning.</w:t>
+            </w:r>
+          </w:p>
+        </w:tc>
+        <w:tc>
+          <w:tcPr>
+            <w:tcW w:type="dxa" w:w="2246"/>
+          </w:tcPr>
+          <w:p>
+            <w:r/>
+            <w:r>
+              <w:t>Performance Threshold</w:t>
+            </w:r>
+          </w:p>
+        </w:tc>
+        <w:tc>
+          <w:tcPr>
+            <w:tcW w:type="dxa" w:w="2340"/>
+          </w:tcPr>
+          <w:p>
+            <w:r/>
+            <w:r>
+              <w:t>*(no description available)*</w:t>
+            </w:r>
+          </w:p>
+        </w:tc>
+      </w:tr>
+      <w:tr>
+        <w:tc>
+          <w:tcPr>
+            <w:tcW w:type="dxa" w:w="1778"/>
+          </w:tcPr>
+          <w:p>
+            <w:r/>
+            <w:r>
+              <w:t>Resource Trouble</w:t>
+            </w:r>
+          </w:p>
+        </w:tc>
+        <w:tc>
+          <w:tcPr>
+            <w:tcW w:type="dxa" w:w="2995"/>
+          </w:tcPr>
+          <w:p>
+            <w:r/>
+            <w:r>
+              <w:t>The Resource Trouble ABE collects information about problems found in allocated resource instances, regardless of whether the problem is physical or logical. Entities in this ABE capture detection, root cause, and resoluiton of these problems and maintain a history of the activities involved in diagnosing and solving the problem. This history includes tracking, reporting, assigning people to fix the problem, testing and verification, and overall administration of repair activities.</w:t>
+            </w:r>
+          </w:p>
+        </w:tc>
+        <w:tc>
+          <w:tcPr>
+            <w:tcW w:type="dxa" w:w="2246"/>
+          </w:tcPr>
+          <w:p>
+            <w:r/>
+            <w:r>
+              <w:t>Alarm</w:t>
+            </w:r>
+          </w:p>
+        </w:tc>
+        <w:tc>
+          <w:tcPr>
+            <w:tcW w:type="dxa" w:w="2340"/>
+          </w:tcPr>
+          <w:p>
+            <w:r/>
+            <w:r>
+              <w:t>*(no description available)*</w:t>
+            </w:r>
+          </w:p>
+        </w:tc>
+      </w:tr>
+    </w:tbl>
+    <w:p/>
+    <w:p>
+      <w:pPr>
+        <w:pStyle w:val="Heading2"/>
+      </w:pPr>
+      <w:r>
         <w:t>Functional Framework Functions</w:t>
       </w:r>
     </w:p>
@@ -1124,27 +1124,13 @@
               <w:rPr>
                 <w:b/>
               </w:rPr>
-              <w:t>Function Description</w:t>
+              <w:t>Aggregate Function Level 1</w:t>
             </w:r>
           </w:p>
         </w:tc>
         <w:tc>
           <w:tcPr>
             <w:tcW w:type="dxa" w:w="2059"/>
-          </w:tcPr>
-          <w:p>
-            <w:r/>
-            <w:r>
-              <w:rPr>
-                <w:b/>
-              </w:rPr>
-              <w:t>Aggregate Function Level 1</w:t>
-            </w:r>
-          </w:p>
-        </w:tc>
-        <w:tc>
-          <w:tcPr>
-            <w:tcW w:type="dxa" w:w="2153"/>
           </w:tcPr>
           <w:p>
             <w:r/>
@@ -1156,6 +1142,20 @@
             </w:r>
           </w:p>
         </w:tc>
+        <w:tc>
+          <w:tcPr>
+            <w:tcW w:type="dxa" w:w="2153"/>
+          </w:tcPr>
+          <w:p>
+            <w:r/>
+            <w:r>
+              <w:rPr>
+                <w:b/>
+              </w:rPr>
+              <w:t>Function Description</w:t>
+            </w:r>
+          </w:p>
+        </w:tc>
       </w:tr>
       <w:tr>
         <w:tc>
@@ -1187,29 +1187,29 @@
           <w:p>
             <w:r/>
             <w:r>
+              <w:t>Service Quality and Performance Management</w:t>
+            </w:r>
+          </w:p>
+        </w:tc>
+        <w:tc>
+          <w:tcPr>
+            <w:tcW w:type="dxa" w:w="2059"/>
+          </w:tcPr>
+          <w:p>
+            <w:r/>
+            <w:r>
+              <w:t>Service Quality and Performance Inventory Management</w:t>
+            </w:r>
+          </w:p>
+        </w:tc>
+        <w:tc>
+          <w:tcPr>
+            <w:tcW w:type="dxa" w:w="2153"/>
+          </w:tcPr>
+          <w:p>
+            <w:r/>
+            <w:r>
               <w:t>Service Performance Data Collection collects Service Performance Data from the Resource Management functions related to a specific Service (or directly in the absence of Resource Performance Management function) and Collection of Service Performance data from the end-to-end tests done by the service test functions internally or from external Service Test applications. Including archiving.</w:t>
-            </w:r>
-          </w:p>
-        </w:tc>
-        <w:tc>
-          <w:tcPr>
-            <w:tcW w:type="dxa" w:w="2059"/>
-          </w:tcPr>
-          <w:p>
-            <w:r/>
-            <w:r>
-              <w:t>Service Quality and Performance Management</w:t>
-            </w:r>
-          </w:p>
-        </w:tc>
-        <w:tc>
-          <w:tcPr>
-            <w:tcW w:type="dxa" w:w="2153"/>
-          </w:tcPr>
-          <w:p>
-            <w:r/>
-            <w:r>
-              <w:t>Service Quality and Performance Inventory Management</w:t>
             </w:r>
           </w:p>
         </w:tc>
@@ -1244,29 +1244,29 @@
           <w:p>
             <w:r/>
             <w:r>
+              <w:t>Service Quality and Performance Management</w:t>
+            </w:r>
+          </w:p>
+        </w:tc>
+        <w:tc>
+          <w:tcPr>
+            <w:tcW w:type="dxa" w:w="2059"/>
+          </w:tcPr>
+          <w:p>
+            <w:r/>
+            <w:r>
+              <w:t>Service Quality and Performance Analysis</w:t>
+            </w:r>
+          </w:p>
+        </w:tc>
+        <w:tc>
+          <w:tcPr>
+            <w:tcW w:type="dxa" w:w="2153"/>
+          </w:tcPr>
+          <w:p>
+            <w:r/>
+            <w:r>
               <w:t>Service Performance Event Correlation maps the performance data to service topology and identifies service related performance problems, event filtering included.</w:t>
-            </w:r>
-          </w:p>
-        </w:tc>
-        <w:tc>
-          <w:tcPr>
-            <w:tcW w:type="dxa" w:w="2059"/>
-          </w:tcPr>
-          <w:p>
-            <w:r/>
-            <w:r>
-              <w:t>Service Quality and Performance Management</w:t>
-            </w:r>
-          </w:p>
-        </w:tc>
-        <w:tc>
-          <w:tcPr>
-            <w:tcW w:type="dxa" w:w="2153"/>
-          </w:tcPr>
-          <w:p>
-            <w:r/>
-            <w:r>
-              <w:t>Service Quality and Performance Analysis</w:t>
             </w:r>
           </w:p>
         </w:tc>
@@ -1301,29 +1301,29 @@
           <w:p>
             <w:r/>
             <w:r>
+              <w:t>Service Quality and Performance Management</w:t>
+            </w:r>
+          </w:p>
+        </w:tc>
+        <w:tc>
+          <w:tcPr>
+            <w:tcW w:type="dxa" w:w="2059"/>
+          </w:tcPr>
+          <w:p>
+            <w:r/>
+            <w:r>
+              <w:t>Service Quality and Performance Analysis</w:t>
+            </w:r>
+          </w:p>
+        </w:tc>
+        <w:tc>
+          <w:tcPr>
+            <w:tcW w:type="dxa" w:w="2153"/>
+          </w:tcPr>
+          <w:p>
+            <w:r/>
+            <w:r>
               <w:t>Service Performance Monitoring provides monitoring of service performance data including notification and accumulation for e.g. Service Performance Dashboard.</w:t>
-            </w:r>
-          </w:p>
-        </w:tc>
-        <w:tc>
-          <w:tcPr>
-            <w:tcW w:type="dxa" w:w="2059"/>
-          </w:tcPr>
-          <w:p>
-            <w:r/>
-            <w:r>
-              <w:t>Service Quality and Performance Management</w:t>
-            </w:r>
-          </w:p>
-        </w:tc>
-        <w:tc>
-          <w:tcPr>
-            <w:tcW w:type="dxa" w:w="2153"/>
-          </w:tcPr>
-          <w:p>
-            <w:r/>
-            <w:r>
-              <w:t>Service Quality and Performance Analysis</w:t>
             </w:r>
           </w:p>
         </w:tc>
@@ -1358,29 +1358,29 @@
           <w:p>
             <w:r/>
             <w:r>
+              <w:t>*(no description available)*</w:t>
+            </w:r>
+          </w:p>
+        </w:tc>
+        <w:tc>
+          <w:tcPr>
+            <w:tcW w:type="dxa" w:w="2059"/>
+          </w:tcPr>
+          <w:p>
+            <w:r/>
+            <w:r>
+              <w:t>Service Quality and Performance Inventory Management</w:t>
+            </w:r>
+          </w:p>
+        </w:tc>
+        <w:tc>
+          <w:tcPr>
+            <w:tcW w:type="dxa" w:w="2153"/>
+          </w:tcPr>
+          <w:p>
+            <w:r/>
+            <w:r>
               <w:t>Service Performance Reporting provides the necessary functionality required to generate reports about the performance of the service provider's services. These reports may be generated as part of the normal periodic operations ("scheduled") or may be as a result of a specific analysis request ("in-demand"). Report types include near real time, historical view, and trend analysis. Relevant performance reports are also provided to service/network planning to perform network updates.</w:t>
-            </w:r>
-          </w:p>
-        </w:tc>
-        <w:tc>
-          <w:tcPr>
-            <w:tcW w:type="dxa" w:w="2059"/>
-          </w:tcPr>
-          <w:p>
-            <w:r/>
-            <w:r>
-              <w:t>*(no description available)*</w:t>
-            </w:r>
-          </w:p>
-        </w:tc>
-        <w:tc>
-          <w:tcPr>
-            <w:tcW w:type="dxa" w:w="2153"/>
-          </w:tcPr>
-          <w:p>
-            <w:r/>
-            <w:r>
-              <w:t>Service Quality and Performance Inventory Management</w:t>
             </w:r>
           </w:p>
         </w:tc>
@@ -1507,7 +1507,7 @@
         </w:trPr>
         <w:tc>
           <w:tcPr>
-            <w:tcW w:type="dxa" w:w="1030"/>
+            <w:tcW w:type="dxa" w:w="936"/>
           </w:tcPr>
           <w:p>
             <w:r/>
@@ -1521,7 +1521,7 @@
         </w:tc>
         <w:tc>
           <w:tcPr>
-            <w:tcW w:type="dxa" w:w="2153"/>
+            <w:tcW w:type="dxa" w:w="1498"/>
           </w:tcPr>
           <w:p>
             <w:r/>
@@ -1535,7 +1535,7 @@
         </w:tc>
         <w:tc>
           <w:tcPr>
-            <w:tcW w:type="dxa" w:w="1591"/>
+            <w:tcW w:type="dxa" w:w="1498"/>
           </w:tcPr>
           <w:p>
             <w:r/>
@@ -1549,7 +1549,7 @@
         </w:tc>
         <w:tc>
           <w:tcPr>
-            <w:tcW w:type="dxa" w:w="1217"/>
+            <w:tcW w:type="dxa" w:w="1123"/>
           </w:tcPr>
           <w:p>
             <w:r/>
@@ -1563,7 +1563,7 @@
         </w:tc>
         <w:tc>
           <w:tcPr>
-            <w:tcW w:type="dxa" w:w="2246"/>
+            <w:tcW w:type="dxa" w:w="2153"/>
           </w:tcPr>
           <w:p>
             <w:r/>
@@ -1577,7 +1577,7 @@
         </w:tc>
         <w:tc>
           <w:tcPr>
-            <w:tcW w:type="dxa" w:w="1123"/>
+            <w:tcW w:type="dxa" w:w="2153"/>
           </w:tcPr>
           <w:p>
             <w:r/>
@@ -1593,7 +1593,7 @@
       <w:tr>
         <w:tc>
           <w:tcPr>
-            <w:tcW w:type="dxa" w:w="1030"/>
+            <w:tcW w:type="dxa" w:w="936"/>
           </w:tcPr>
           <w:p>
             <w:r/>
@@ -1604,104 +1604,56 @@
         </w:tc>
         <w:tc>
           <w:tcPr>
+            <w:tcW w:type="dxa" w:w="1498"/>
+          </w:tcPr>
+          <w:p>
+            <w:r/>
+            <w:r>
+              <w:t>UNRESOLVED-TMF628</w:t>
+            </w:r>
+          </w:p>
+        </w:tc>
+        <w:tc>
+          <w:tcPr>
+            <w:tcW w:type="dxa" w:w="1498"/>
+          </w:tcPr>
+          <w:p>
+            <w:r/>
+            <w:r>
+              <w:t>Mandatory</w:t>
+            </w:r>
+          </w:p>
+        </w:tc>
+        <w:tc>
+          <w:tcPr>
+            <w:tcW w:type="dxa" w:w="1123"/>
+          </w:tcPr>
+          <w:p>
+            <w:r/>
+            <w:r>
+              <w:t>5</w:t>
+            </w:r>
+          </w:p>
+        </w:tc>
+        <w:tc>
+          <w:tcPr>
             <w:tcW w:type="dxa" w:w="2153"/>
           </w:tcPr>
           <w:p>
             <w:r/>
             <w:r>
-              <w:t>Performance Management API</w:t>
-            </w:r>
-          </w:p>
-        </w:tc>
-        <w:tc>
-          <w:tcPr>
-            <w:tcW w:type="dxa" w:w="1591"/>
-          </w:tcPr>
-          <w:p>
-            <w:r/>
-            <w:r>
-              <w:t>Mandatory</w:t>
-            </w:r>
-          </w:p>
-        </w:tc>
-        <w:tc>
-          <w:tcPr>
-            <w:tcW w:type="dxa" w:w="1217"/>
-          </w:tcPr>
-          <w:p>
-            <w:r/>
-            <w:r>
-              <w:t>5</w:t>
-            </w:r>
-          </w:p>
-        </w:tc>
-        <w:tc>
-          <w:tcPr>
-            <w:tcW w:type="dxa" w:w="2246"/>
-          </w:tcPr>
-          <w:p>
-            <w:r/>
-            <w:r>
               <w:t>measurementCollectionJob</w:t>
             </w:r>
-            <w:r>
-              <w:br/>
-            </w:r>
-            <w:r>
-              <w:t>onDemandCollection</w:t>
-            </w:r>
-            <w:r>
-              <w:br/>
-            </w:r>
-            <w:r>
-              <w:t>performanceIndicatorGroupSpecification</w:t>
-            </w:r>
-            <w:r>
-              <w:br/>
-            </w:r>
-            <w:r>
-              <w:t>performanceIndicatorSpecification</w:t>
-            </w:r>
-            <w:r>
-              <w:br/>
-            </w:r>
-            <w:r>
-              <w:t>trackingRecord</w:t>
-            </w:r>
-          </w:p>
-        </w:tc>
-        <w:tc>
-          <w:tcPr>
-            <w:tcW w:type="dxa" w:w="1123"/>
-          </w:tcPr>
-          <w:p>
-            <w:r/>
-            <w:r>
-              <w:t>POST</w:t>
-            </w:r>
-            <w:r>
-              <w:br/>
-            </w:r>
-            <w:r>
-              <w:t>GET</w:t>
-            </w:r>
-            <w:r>
-              <w:br/>
-            </w:r>
-            <w:r>
-              <w:t>GET /id</w:t>
-            </w:r>
-            <w:r>
-              <w:br/>
-            </w:r>
-            <w:r>
-              <w:t>PATCH /id</w:t>
-            </w:r>
-            <w:r>
-              <w:br/>
-            </w:r>
-            <w:r>
-              <w:t>DELETE /id</w:t>
+          </w:p>
+        </w:tc>
+        <w:tc>
+          <w:tcPr>
+            <w:tcW w:type="dxa" w:w="2153"/>
+          </w:tcPr>
+          <w:p>
+            <w:r/>
+            <w:r>
+              <w:t>POST, GET, GET /id, PATCH /id, DELETE /id</w:t>
             </w:r>
           </w:p>
         </w:tc>
@@ -1709,12 +1661,45 @@
       <w:tr>
         <w:tc>
           <w:tcPr>
-            <w:tcW w:type="dxa" w:w="1030"/>
-          </w:tcPr>
-          <w:p>
-            <w:r/>
-            <w:r>
-              <w:t>TMF649</w:t>
+            <w:tcW w:type="dxa" w:w="936"/>
+          </w:tcPr>
+          <w:p>
+            <w:r/>
+            <w:r>
+              <w:t>TMF628</w:t>
+            </w:r>
+          </w:p>
+        </w:tc>
+        <w:tc>
+          <w:tcPr>
+            <w:tcW w:type="dxa" w:w="1498"/>
+          </w:tcPr>
+          <w:p>
+            <w:r/>
+            <w:r>
+              <w:t>UNRESOLVED-TMF628</w:t>
+            </w:r>
+          </w:p>
+        </w:tc>
+        <w:tc>
+          <w:tcPr>
+            <w:tcW w:type="dxa" w:w="1498"/>
+          </w:tcPr>
+          <w:p>
+            <w:r/>
+            <w:r>
+              <w:t>Mandatory</w:t>
+            </w:r>
+          </w:p>
+        </w:tc>
+        <w:tc>
+          <w:tcPr>
+            <w:tcW w:type="dxa" w:w="1123"/>
+          </w:tcPr>
+          <w:p>
+            <w:r/>
+            <w:r>
+              <w:t>5</w:t>
             </w:r>
           </w:p>
         </w:tc>
@@ -1725,81 +1710,18 @@
           <w:p>
             <w:r/>
             <w:r>
-              <w:t>Performance Threshold Management API</w:t>
-            </w:r>
-          </w:p>
-        </w:tc>
-        <w:tc>
-          <w:tcPr>
-            <w:tcW w:type="dxa" w:w="1591"/>
-          </w:tcPr>
-          <w:p>
-            <w:r/>
-            <w:r>
-              <w:t>Mandatory</w:t>
-            </w:r>
-          </w:p>
-        </w:tc>
-        <w:tc>
-          <w:tcPr>
-            <w:tcW w:type="dxa" w:w="1217"/>
-          </w:tcPr>
-          <w:p>
-            <w:r/>
-            <w:r>
-              <w:t>4</w:t>
-            </w:r>
-          </w:p>
-        </w:tc>
-        <w:tc>
-          <w:tcPr>
-            <w:tcW w:type="dxa" w:w="2246"/>
-          </w:tcPr>
-          <w:p>
-            <w:r/>
-            <w:r>
-              <w:t>threshold</w:t>
-            </w:r>
-            <w:r>
-              <w:br/>
-            </w:r>
-            <w:r>
-              <w:t>thresholdJob</w:t>
-            </w:r>
-          </w:p>
-        </w:tc>
-        <w:tc>
-          <w:tcPr>
-            <w:tcW w:type="dxa" w:w="1123"/>
-          </w:tcPr>
-          <w:p>
-            <w:r/>
-            <w:r>
-              <w:t>POST</w:t>
-            </w:r>
-            <w:r>
-              <w:br/>
-            </w:r>
-            <w:r>
-              <w:t>GET</w:t>
-            </w:r>
-            <w:r>
-              <w:br/>
-            </w:r>
-            <w:r>
-              <w:t>GET /id</w:t>
-            </w:r>
-            <w:r>
-              <w:br/>
-            </w:r>
-            <w:r>
-              <w:t>PATCH /id</w:t>
-            </w:r>
-            <w:r>
-              <w:br/>
-            </w:r>
-            <w:r>
-              <w:t>DELETE /id</w:t>
+              <w:t>onDemandCollection</w:t>
+            </w:r>
+          </w:p>
+        </w:tc>
+        <w:tc>
+          <w:tcPr>
+            <w:tcW w:type="dxa" w:w="2153"/>
+          </w:tcPr>
+          <w:p>
+            <w:r/>
+            <w:r>
+              <w:t>POST, GET, GET /id, PATCH /id, DELETE /id</w:t>
             </w:r>
           </w:p>
         </w:tc>
@@ -1807,12 +1729,45 @@
       <w:tr>
         <w:tc>
           <w:tcPr>
-            <w:tcW w:type="dxa" w:w="1030"/>
-          </w:tcPr>
-          <w:p>
-            <w:r/>
-            <w:r>
-              <w:t>TMF642</w:t>
+            <w:tcW w:type="dxa" w:w="936"/>
+          </w:tcPr>
+          <w:p>
+            <w:r/>
+            <w:r>
+              <w:t>TMF628</w:t>
+            </w:r>
+          </w:p>
+        </w:tc>
+        <w:tc>
+          <w:tcPr>
+            <w:tcW w:type="dxa" w:w="1498"/>
+          </w:tcPr>
+          <w:p>
+            <w:r/>
+            <w:r>
+              <w:t>UNRESOLVED-TMF628</w:t>
+            </w:r>
+          </w:p>
+        </w:tc>
+        <w:tc>
+          <w:tcPr>
+            <w:tcW w:type="dxa" w:w="1498"/>
+          </w:tcPr>
+          <w:p>
+            <w:r/>
+            <w:r>
+              <w:t>Mandatory</w:t>
+            </w:r>
+          </w:p>
+        </w:tc>
+        <w:tc>
+          <w:tcPr>
+            <w:tcW w:type="dxa" w:w="1123"/>
+          </w:tcPr>
+          <w:p>
+            <w:r/>
+            <w:r>
+              <w:t>5</w:t>
             </w:r>
           </w:p>
         </w:tc>
@@ -1823,63 +1778,18 @@
           <w:p>
             <w:r/>
             <w:r>
-              <w:t>Alarm Management API</w:t>
-            </w:r>
-          </w:p>
-        </w:tc>
-        <w:tc>
-          <w:tcPr>
-            <w:tcW w:type="dxa" w:w="1591"/>
-          </w:tcPr>
-          <w:p>
-            <w:r/>
-            <w:r>
-              <w:t>Optional</w:t>
-            </w:r>
-          </w:p>
-        </w:tc>
-        <w:tc>
-          <w:tcPr>
-            <w:tcW w:type="dxa" w:w="1217"/>
-          </w:tcPr>
-          <w:p>
-            <w:r/>
-            <w:r>
-              <w:t>5</w:t>
-            </w:r>
-          </w:p>
-        </w:tc>
-        <w:tc>
-          <w:tcPr>
-            <w:tcW w:type="dxa" w:w="2246"/>
-          </w:tcPr>
-          <w:p>
-            <w:r/>
-            <w:r>
-              <w:t>alarm</w:t>
-            </w:r>
-          </w:p>
-        </w:tc>
-        <w:tc>
-          <w:tcPr>
-            <w:tcW w:type="dxa" w:w="1123"/>
-          </w:tcPr>
-          <w:p>
-            <w:r/>
-            <w:r>
-              <w:t>GET</w:t>
-            </w:r>
-            <w:r>
-              <w:br/>
-            </w:r>
-            <w:r>
-              <w:t>GET /id</w:t>
-            </w:r>
-            <w:r>
-              <w:br/>
-            </w:r>
-            <w:r>
-              <w:t>POST</w:t>
+              <w:t>performanceIndicatorGroupSpecification</w:t>
+            </w:r>
+          </w:p>
+        </w:tc>
+        <w:tc>
+          <w:tcPr>
+            <w:tcW w:type="dxa" w:w="2153"/>
+          </w:tcPr>
+          <w:p>
+            <w:r/>
+            <w:r>
+              <w:t>POST, GET, GET /id, PATCH /id, DELETE /id</w:t>
             </w:r>
           </w:p>
         </w:tc>
@@ -1887,12 +1797,45 @@
       <w:tr>
         <w:tc>
           <w:tcPr>
-            <w:tcW w:type="dxa" w:w="1030"/>
-          </w:tcPr>
-          <w:p>
-            <w:r/>
-            <w:r>
-              <w:t>TMF642</w:t>
+            <w:tcW w:type="dxa" w:w="936"/>
+          </w:tcPr>
+          <w:p>
+            <w:r/>
+            <w:r>
+              <w:t>TMF628</w:t>
+            </w:r>
+          </w:p>
+        </w:tc>
+        <w:tc>
+          <w:tcPr>
+            <w:tcW w:type="dxa" w:w="1498"/>
+          </w:tcPr>
+          <w:p>
+            <w:r/>
+            <w:r>
+              <w:t>UNRESOLVED-TMF628</w:t>
+            </w:r>
+          </w:p>
+        </w:tc>
+        <w:tc>
+          <w:tcPr>
+            <w:tcW w:type="dxa" w:w="1498"/>
+          </w:tcPr>
+          <w:p>
+            <w:r/>
+            <w:r>
+              <w:t>Mandatory</w:t>
+            </w:r>
+          </w:p>
+        </w:tc>
+        <w:tc>
+          <w:tcPr>
+            <w:tcW w:type="dxa" w:w="1123"/>
+          </w:tcPr>
+          <w:p>
+            <w:r/>
+            <w:r>
+              <w:t>5</w:t>
             </w:r>
           </w:p>
         </w:tc>
@@ -1903,75 +1846,18 @@
           <w:p>
             <w:r/>
             <w:r>
-              <w:t>Alarm Management API</w:t>
-            </w:r>
-          </w:p>
-        </w:tc>
-        <w:tc>
-          <w:tcPr>
-            <w:tcW w:type="dxa" w:w="1591"/>
-          </w:tcPr>
-          <w:p>
-            <w:r/>
-            <w:r>
-              <w:t>Optional</w:t>
-            </w:r>
-          </w:p>
-        </w:tc>
-        <w:tc>
-          <w:tcPr>
-            <w:tcW w:type="dxa" w:w="1217"/>
-          </w:tcPr>
-          <w:p>
-            <w:r/>
-            <w:r>
-              <w:t>4</w:t>
-            </w:r>
-          </w:p>
-        </w:tc>
-        <w:tc>
-          <w:tcPr>
-            <w:tcW w:type="dxa" w:w="2246"/>
-          </w:tcPr>
-          <w:p>
-            <w:r/>
-            <w:r>
-              <w:t>alarm</w:t>
-            </w:r>
-          </w:p>
-        </w:tc>
-        <w:tc>
-          <w:tcPr>
-            <w:tcW w:type="dxa" w:w="1123"/>
-          </w:tcPr>
-          <w:p>
-            <w:r/>
-            <w:r>
-              <w:t>POST</w:t>
-            </w:r>
-            <w:r>
-              <w:br/>
-            </w:r>
-            <w:r>
-              <w:t>GET</w:t>
-            </w:r>
-            <w:r>
-              <w:br/>
-            </w:r>
-            <w:r>
-              <w:t>GET /id</w:t>
-            </w:r>
-            <w:r>
-              <w:br/>
-            </w:r>
-            <w:r>
-              <w:t>PATCH /id</w:t>
-            </w:r>
-            <w:r>
-              <w:br/>
-            </w:r>
-            <w:r>
-              <w:t>DELETE /id</w:t>
+              <w:t>performanceIndicatorSpecification</w:t>
+            </w:r>
+          </w:p>
+        </w:tc>
+        <w:tc>
+          <w:tcPr>
+            <w:tcW w:type="dxa" w:w="2153"/>
+          </w:tcPr>
+          <w:p>
+            <w:r/>
+            <w:r>
+              <w:t>POST, GET, GET /id, PATCH /id, DELETE /id</w:t>
             </w:r>
           </w:p>
         </w:tc>
@@ -1979,7 +1865,347 @@
       <w:tr>
         <w:tc>
           <w:tcPr>
-            <w:tcW w:type="dxa" w:w="1030"/>
+            <w:tcW w:type="dxa" w:w="936"/>
+          </w:tcPr>
+          <w:p>
+            <w:r/>
+            <w:r>
+              <w:t>TMF628</w:t>
+            </w:r>
+          </w:p>
+        </w:tc>
+        <w:tc>
+          <w:tcPr>
+            <w:tcW w:type="dxa" w:w="1498"/>
+          </w:tcPr>
+          <w:p>
+            <w:r/>
+            <w:r>
+              <w:t>UNRESOLVED-TMF628</w:t>
+            </w:r>
+          </w:p>
+        </w:tc>
+        <w:tc>
+          <w:tcPr>
+            <w:tcW w:type="dxa" w:w="1498"/>
+          </w:tcPr>
+          <w:p>
+            <w:r/>
+            <w:r>
+              <w:t>Mandatory</w:t>
+            </w:r>
+          </w:p>
+        </w:tc>
+        <w:tc>
+          <w:tcPr>
+            <w:tcW w:type="dxa" w:w="1123"/>
+          </w:tcPr>
+          <w:p>
+            <w:r/>
+            <w:r>
+              <w:t>5</w:t>
+            </w:r>
+          </w:p>
+        </w:tc>
+        <w:tc>
+          <w:tcPr>
+            <w:tcW w:type="dxa" w:w="2153"/>
+          </w:tcPr>
+          <w:p>
+            <w:r/>
+            <w:r>
+              <w:t>trackingRecord</w:t>
+            </w:r>
+          </w:p>
+        </w:tc>
+        <w:tc>
+          <w:tcPr>
+            <w:tcW w:type="dxa" w:w="2153"/>
+          </w:tcPr>
+          <w:p>
+            <w:r/>
+            <w:r>
+              <w:t>GET, GET /id</w:t>
+            </w:r>
+          </w:p>
+        </w:tc>
+      </w:tr>
+      <w:tr>
+        <w:tc>
+          <w:tcPr>
+            <w:tcW w:type="dxa" w:w="936"/>
+          </w:tcPr>
+          <w:p>
+            <w:r/>
+            <w:r>
+              <w:t>TMF649</w:t>
+            </w:r>
+          </w:p>
+        </w:tc>
+        <w:tc>
+          <w:tcPr>
+            <w:tcW w:type="dxa" w:w="1498"/>
+          </w:tcPr>
+          <w:p>
+            <w:r/>
+            <w:r>
+              <w:t>UNRESOLVED-TMF649</w:t>
+            </w:r>
+          </w:p>
+        </w:tc>
+        <w:tc>
+          <w:tcPr>
+            <w:tcW w:type="dxa" w:w="1498"/>
+          </w:tcPr>
+          <w:p>
+            <w:r/>
+            <w:r>
+              <w:t>Mandatory</w:t>
+            </w:r>
+          </w:p>
+        </w:tc>
+        <w:tc>
+          <w:tcPr>
+            <w:tcW w:type="dxa" w:w="1123"/>
+          </w:tcPr>
+          <w:p>
+            <w:r/>
+            <w:r>
+              <w:t>4</w:t>
+            </w:r>
+          </w:p>
+        </w:tc>
+        <w:tc>
+          <w:tcPr>
+            <w:tcW w:type="dxa" w:w="2153"/>
+          </w:tcPr>
+          <w:p>
+            <w:r/>
+            <w:r>
+              <w:t>threshold</w:t>
+            </w:r>
+          </w:p>
+        </w:tc>
+        <w:tc>
+          <w:tcPr>
+            <w:tcW w:type="dxa" w:w="2153"/>
+          </w:tcPr>
+          <w:p>
+            <w:r/>
+            <w:r>
+              <w:t>POST, GET, GET /id, PATCH /id, DELETE /id</w:t>
+            </w:r>
+          </w:p>
+        </w:tc>
+      </w:tr>
+      <w:tr>
+        <w:tc>
+          <w:tcPr>
+            <w:tcW w:type="dxa" w:w="936"/>
+          </w:tcPr>
+          <w:p>
+            <w:r/>
+            <w:r>
+              <w:t>TMF649</w:t>
+            </w:r>
+          </w:p>
+        </w:tc>
+        <w:tc>
+          <w:tcPr>
+            <w:tcW w:type="dxa" w:w="1498"/>
+          </w:tcPr>
+          <w:p>
+            <w:r/>
+            <w:r>
+              <w:t>UNRESOLVED-TMF649</w:t>
+            </w:r>
+          </w:p>
+        </w:tc>
+        <w:tc>
+          <w:tcPr>
+            <w:tcW w:type="dxa" w:w="1498"/>
+          </w:tcPr>
+          <w:p>
+            <w:r/>
+            <w:r>
+              <w:t>Mandatory</w:t>
+            </w:r>
+          </w:p>
+        </w:tc>
+        <w:tc>
+          <w:tcPr>
+            <w:tcW w:type="dxa" w:w="1123"/>
+          </w:tcPr>
+          <w:p>
+            <w:r/>
+            <w:r>
+              <w:t>4</w:t>
+            </w:r>
+          </w:p>
+        </w:tc>
+        <w:tc>
+          <w:tcPr>
+            <w:tcW w:type="dxa" w:w="2153"/>
+          </w:tcPr>
+          <w:p>
+            <w:r/>
+            <w:r>
+              <w:t>thresholdJob</w:t>
+            </w:r>
+          </w:p>
+        </w:tc>
+        <w:tc>
+          <w:tcPr>
+            <w:tcW w:type="dxa" w:w="2153"/>
+          </w:tcPr>
+          <w:p>
+            <w:r/>
+            <w:r>
+              <w:t>POST, GET, GET /id, PATCH /id, DELETE /id</w:t>
+            </w:r>
+          </w:p>
+        </w:tc>
+      </w:tr>
+      <w:tr>
+        <w:tc>
+          <w:tcPr>
+            <w:tcW w:type="dxa" w:w="936"/>
+          </w:tcPr>
+          <w:p>
+            <w:r/>
+            <w:r>
+              <w:t>TMF642</w:t>
+            </w:r>
+          </w:p>
+        </w:tc>
+        <w:tc>
+          <w:tcPr>
+            <w:tcW w:type="dxa" w:w="1498"/>
+          </w:tcPr>
+          <w:p>
+            <w:r/>
+            <w:r>
+              <w:t>Alarm Management API</w:t>
+            </w:r>
+          </w:p>
+        </w:tc>
+        <w:tc>
+          <w:tcPr>
+            <w:tcW w:type="dxa" w:w="1498"/>
+          </w:tcPr>
+          <w:p>
+            <w:r/>
+            <w:r>
+              <w:t>Optional</w:t>
+            </w:r>
+          </w:p>
+        </w:tc>
+        <w:tc>
+          <w:tcPr>
+            <w:tcW w:type="dxa" w:w="1123"/>
+          </w:tcPr>
+          <w:p>
+            <w:r/>
+            <w:r>
+              <w:t>5</w:t>
+            </w:r>
+          </w:p>
+        </w:tc>
+        <w:tc>
+          <w:tcPr>
+            <w:tcW w:type="dxa" w:w="2153"/>
+          </w:tcPr>
+          <w:p>
+            <w:r/>
+            <w:r>
+              <w:t>alarm</w:t>
+            </w:r>
+          </w:p>
+        </w:tc>
+        <w:tc>
+          <w:tcPr>
+            <w:tcW w:type="dxa" w:w="2153"/>
+          </w:tcPr>
+          <w:p>
+            <w:r/>
+            <w:r>
+              <w:t>GET, GET /id, POST</w:t>
+            </w:r>
+          </w:p>
+        </w:tc>
+      </w:tr>
+      <w:tr>
+        <w:tc>
+          <w:tcPr>
+            <w:tcW w:type="dxa" w:w="936"/>
+          </w:tcPr>
+          <w:p>
+            <w:r/>
+            <w:r>
+              <w:t>TMF642</w:t>
+            </w:r>
+          </w:p>
+        </w:tc>
+        <w:tc>
+          <w:tcPr>
+            <w:tcW w:type="dxa" w:w="1498"/>
+          </w:tcPr>
+          <w:p>
+            <w:r/>
+            <w:r>
+              <w:t>Alarm Management API</w:t>
+            </w:r>
+          </w:p>
+        </w:tc>
+        <w:tc>
+          <w:tcPr>
+            <w:tcW w:type="dxa" w:w="1498"/>
+          </w:tcPr>
+          <w:p>
+            <w:r/>
+            <w:r>
+              <w:t>Optional</w:t>
+            </w:r>
+          </w:p>
+        </w:tc>
+        <w:tc>
+          <w:tcPr>
+            <w:tcW w:type="dxa" w:w="1123"/>
+          </w:tcPr>
+          <w:p>
+            <w:r/>
+            <w:r>
+              <w:t>4</w:t>
+            </w:r>
+          </w:p>
+        </w:tc>
+        <w:tc>
+          <w:tcPr>
+            <w:tcW w:type="dxa" w:w="2153"/>
+          </w:tcPr>
+          <w:p>
+            <w:r/>
+            <w:r>
+              <w:t>alarm</w:t>
+            </w:r>
+          </w:p>
+        </w:tc>
+        <w:tc>
+          <w:tcPr>
+            <w:tcW w:type="dxa" w:w="2153"/>
+          </w:tcPr>
+          <w:p>
+            <w:r/>
+            <w:r>
+              <w:t>POST, GET, GET /id, PATCH /id, DELETE /id</w:t>
+            </w:r>
+          </w:p>
+        </w:tc>
+      </w:tr>
+      <w:tr>
+        <w:tc>
+          <w:tcPr>
+            <w:tcW w:type="dxa" w:w="936"/>
           </w:tcPr>
           <w:p>
             <w:r/>
@@ -1990,18 +2216,86 @@
         </w:tc>
         <w:tc>
           <w:tcPr>
+            <w:tcW w:type="dxa" w:w="1498"/>
+          </w:tcPr>
+          <w:p>
+            <w:r/>
+            <w:r>
+              <w:t>UNRESOLVED-TMF701</w:t>
+            </w:r>
+          </w:p>
+        </w:tc>
+        <w:tc>
+          <w:tcPr>
+            <w:tcW w:type="dxa" w:w="1498"/>
+          </w:tcPr>
+          <w:p>
+            <w:r/>
+            <w:r>
+              <w:t>Optional</w:t>
+            </w:r>
+          </w:p>
+        </w:tc>
+        <w:tc>
+          <w:tcPr>
+            <w:tcW w:type="dxa" w:w="1123"/>
+          </w:tcPr>
+          <w:p>
+            <w:r/>
+            <w:r>
+              <w:t>4</w:t>
+            </w:r>
+          </w:p>
+        </w:tc>
+        <w:tc>
+          <w:tcPr>
             <w:tcW w:type="dxa" w:w="2153"/>
           </w:tcPr>
           <w:p>
             <w:r/>
             <w:r>
-              <w:t>Process Flow Management API</w:t>
-            </w:r>
-          </w:p>
-        </w:tc>
-        <w:tc>
-          <w:tcPr>
-            <w:tcW w:type="dxa" w:w="1591"/>
+              <w:t>processFlow</w:t>
+            </w:r>
+          </w:p>
+        </w:tc>
+        <w:tc>
+          <w:tcPr>
+            <w:tcW w:type="dxa" w:w="2153"/>
+          </w:tcPr>
+          <w:p>
+            <w:r/>
+            <w:r>
+              <w:t>POST, GET, GET /id, DELETE</w:t>
+            </w:r>
+          </w:p>
+        </w:tc>
+      </w:tr>
+      <w:tr>
+        <w:tc>
+          <w:tcPr>
+            <w:tcW w:type="dxa" w:w="936"/>
+          </w:tcPr>
+          <w:p>
+            <w:r/>
+            <w:r>
+              <w:t>TMF701</w:t>
+            </w:r>
+          </w:p>
+        </w:tc>
+        <w:tc>
+          <w:tcPr>
+            <w:tcW w:type="dxa" w:w="1498"/>
+          </w:tcPr>
+          <w:p>
+            <w:r/>
+            <w:r>
+              <w:t>UNRESOLVED-TMF701</w:t>
+            </w:r>
+          </w:p>
+        </w:tc>
+        <w:tc>
+          <w:tcPr>
+            <w:tcW w:type="dxa" w:w="1498"/>
           </w:tcPr>
           <w:p>
             <w:r/>
@@ -2012,7 +2306,7 @@
         </w:tc>
         <w:tc>
           <w:tcPr>
-            <w:tcW w:type="dxa" w:w="1217"/>
+            <w:tcW w:type="dxa" w:w="1123"/>
           </w:tcPr>
           <w:p>
             <w:r/>
@@ -2023,16 +2317,10 @@
         </w:tc>
         <w:tc>
           <w:tcPr>
-            <w:tcW w:type="dxa" w:w="2246"/>
-          </w:tcPr>
-          <w:p>
-            <w:r/>
-            <w:r>
-              <w:t>processFlow</w:t>
-            </w:r>
-            <w:r>
-              <w:br/>
-            </w:r>
+            <w:tcW w:type="dxa" w:w="2153"/>
+          </w:tcPr>
+          <w:p>
+            <w:r/>
             <w:r>
               <w:t>taskFlow</w:t>
             </w:r>
@@ -2040,36 +2328,12 @@
         </w:tc>
         <w:tc>
           <w:tcPr>
-            <w:tcW w:type="dxa" w:w="1123"/>
-          </w:tcPr>
-          <w:p>
-            <w:r/>
-            <w:r>
-              <w:t>POST</w:t>
-            </w:r>
-            <w:r>
-              <w:br/>
-            </w:r>
-            <w:r>
-              <w:t>GET</w:t>
-            </w:r>
-            <w:r>
-              <w:br/>
-            </w:r>
-            <w:r>
-              <w:t>GET /id</w:t>
-            </w:r>
-            <w:r>
-              <w:br/>
-            </w:r>
-            <w:r>
-              <w:t>DELETE</w:t>
-            </w:r>
-            <w:r>
-              <w:br/>
-            </w:r>
-            <w:r>
-              <w:t>PATCH</w:t>
+            <w:tcW w:type="dxa" w:w="2153"/>
+          </w:tcPr>
+          <w:p>
+            <w:r/>
+            <w:r>
+              <w:t>PATCH, GET, GET /id</w:t>
             </w:r>
           </w:p>
         </w:tc>
@@ -2080,7 +2344,7 @@
       <w:r>
         <w:drawing>
           <wp:inline xmlns:a="http://schemas.openxmlformats.org/drawingml/2006/main" xmlns:pic="http://schemas.openxmlformats.org/drawingml/2006/picture">
-            <wp:extent cx="5394960" cy="4309982"/>
+            <wp:extent cx="5394960" cy="4708329"/>
             <wp:docPr id="3" name="Picture 3"/>
             <wp:cNvGraphicFramePr>
               <a:graphicFrameLocks noChangeAspect="1"/>
@@ -2101,7 +2365,7 @@
                   <pic:spPr>
                     <a:xfrm>
                       <a:off x="0" y="0"/>
-                      <a:ext cx="5394960" cy="4309982"/>
+                      <a:ext cx="5394960" cy="4708329"/>
                     </a:xfrm>
                     <a:prstGeom prst="rect"/>
                   </pic:spPr>
@@ -2157,7 +2421,7 @@
         </w:trPr>
         <w:tc>
           <w:tcPr>
-            <w:tcW w:type="dxa" w:w="1030"/>
+            <w:tcW w:type="dxa" w:w="936"/>
           </w:tcPr>
           <w:p>
             <w:r/>
@@ -2171,7 +2435,7 @@
         </w:tc>
         <w:tc>
           <w:tcPr>
-            <w:tcW w:type="dxa" w:w="2153"/>
+            <w:tcW w:type="dxa" w:w="1872"/>
           </w:tcPr>
           <w:p>
             <w:r/>
@@ -2185,7 +2449,7 @@
         </w:tc>
         <w:tc>
           <w:tcPr>
-            <w:tcW w:type="dxa" w:w="1217"/>
+            <w:tcW w:type="dxa" w:w="1123"/>
           </w:tcPr>
           <w:p>
             <w:r/>
@@ -2199,7 +2463,7 @@
         </w:tc>
         <w:tc>
           <w:tcPr>
-            <w:tcW w:type="dxa" w:w="1591"/>
+            <w:tcW w:type="dxa" w:w="1404"/>
           </w:tcPr>
           <w:p>
             <w:r/>
@@ -2213,7 +2477,7 @@
         </w:tc>
         <w:tc>
           <w:tcPr>
-            <w:tcW w:type="dxa" w:w="2340"/>
+            <w:tcW w:type="dxa" w:w="1966"/>
           </w:tcPr>
           <w:p>
             <w:r/>
@@ -2227,7 +2491,7 @@
         </w:tc>
         <w:tc>
           <w:tcPr>
-            <w:tcW w:type="dxa" w:w="1030"/>
+            <w:tcW w:type="dxa" w:w="2059"/>
           </w:tcPr>
           <w:p>
             <w:r/>
@@ -2243,7 +2507,7 @@
       <w:tr>
         <w:tc>
           <w:tcPr>
-            <w:tcW w:type="dxa" w:w="1030"/>
+            <w:tcW w:type="dxa" w:w="936"/>
           </w:tcPr>
           <w:p>
             <w:r/>
@@ -2254,18 +2518,18 @@
         </w:tc>
         <w:tc>
           <w:tcPr>
-            <w:tcW w:type="dxa" w:w="2153"/>
-          </w:tcPr>
-          <w:p>
-            <w:r/>
-            <w:r>
-              <w:t>Performance Management API</w:t>
-            </w:r>
-          </w:p>
-        </w:tc>
-        <w:tc>
-          <w:tcPr>
-            <w:tcW w:type="dxa" w:w="1217"/>
+            <w:tcW w:type="dxa" w:w="1872"/>
+          </w:tcPr>
+          <w:p>
+            <w:r/>
+            <w:r>
+              <w:t>UNRESOLVED-TMF628</w:t>
+            </w:r>
+          </w:p>
+        </w:tc>
+        <w:tc>
+          <w:tcPr>
+            <w:tcW w:type="dxa" w:w="1123"/>
           </w:tcPr>
           <w:p>
             <w:r/>
@@ -2276,7 +2540,7 @@
         </w:tc>
         <w:tc>
           <w:tcPr>
-            <w:tcW w:type="dxa" w:w="1591"/>
+            <w:tcW w:type="dxa" w:w="1404"/>
           </w:tcPr>
           <w:p>
             <w:r/>
@@ -2287,71 +2551,23 @@
         </w:tc>
         <w:tc>
           <w:tcPr>
-            <w:tcW w:type="dxa" w:w="2340"/>
+            <w:tcW w:type="dxa" w:w="1966"/>
           </w:tcPr>
           <w:p>
             <w:r/>
             <w:r>
               <w:t>measurementCollectionJob</w:t>
             </w:r>
-            <w:r>
-              <w:br/>
-            </w:r>
-            <w:r>
-              <w:t>onDemandCollection</w:t>
-            </w:r>
-            <w:r>
-              <w:br/>
-            </w:r>
-            <w:r>
-              <w:t>performanceIndicatorGroupSpecification</w:t>
-            </w:r>
-            <w:r>
-              <w:br/>
-            </w:r>
-            <w:r>
-              <w:t>performanceIndicatorSpecification</w:t>
-            </w:r>
-            <w:r>
-              <w:br/>
-            </w:r>
-            <w:r>
-              <w:t>trackingRecord</w:t>
-            </w:r>
-          </w:p>
-        </w:tc>
-        <w:tc>
-          <w:tcPr>
-            <w:tcW w:type="dxa" w:w="1030"/>
-          </w:tcPr>
-          <w:p>
-            <w:r/>
-            <w:r>
-              <w:t>POST</w:t>
-            </w:r>
-            <w:r>
-              <w:br/>
-            </w:r>
-            <w:r>
-              <w:t>GET</w:t>
-            </w:r>
-            <w:r>
-              <w:br/>
-            </w:r>
-            <w:r>
-              <w:t>GET /id</w:t>
-            </w:r>
-            <w:r>
-              <w:br/>
-            </w:r>
-            <w:r>
-              <w:t>PATCH /id</w:t>
-            </w:r>
-            <w:r>
-              <w:br/>
-            </w:r>
-            <w:r>
-              <w:t>DELETE /id</w:t>
+          </w:p>
+        </w:tc>
+        <w:tc>
+          <w:tcPr>
+            <w:tcW w:type="dxa" w:w="2059"/>
+          </w:tcPr>
+          <w:p>
+            <w:r/>
+            <w:r>
+              <w:t>POST, GET, GET /id, PATCH /id, DELETE /id</w:t>
             </w:r>
           </w:p>
         </w:tc>
@@ -2359,40 +2575,40 @@
       <w:tr>
         <w:tc>
           <w:tcPr>
-            <w:tcW w:type="dxa" w:w="1030"/>
-          </w:tcPr>
-          <w:p>
-            <w:r/>
-            <w:r>
-              <w:t>TMF639</w:t>
-            </w:r>
-          </w:p>
-        </w:tc>
-        <w:tc>
-          <w:tcPr>
-            <w:tcW w:type="dxa" w:w="2153"/>
-          </w:tcPr>
-          <w:p>
-            <w:r/>
-            <w:r>
-              <w:t>Resource Inventory Management API</w:t>
-            </w:r>
-          </w:p>
-        </w:tc>
-        <w:tc>
-          <w:tcPr>
-            <w:tcW w:type="dxa" w:w="1217"/>
-          </w:tcPr>
-          <w:p>
-            <w:r/>
-            <w:r>
-              <w:t>4</w:t>
-            </w:r>
-          </w:p>
-        </w:tc>
-        <w:tc>
-          <w:tcPr>
-            <w:tcW w:type="dxa" w:w="1591"/>
+            <w:tcW w:type="dxa" w:w="936"/>
+          </w:tcPr>
+          <w:p>
+            <w:r/>
+            <w:r>
+              <w:t>TMF628</w:t>
+            </w:r>
+          </w:p>
+        </w:tc>
+        <w:tc>
+          <w:tcPr>
+            <w:tcW w:type="dxa" w:w="1872"/>
+          </w:tcPr>
+          <w:p>
+            <w:r/>
+            <w:r>
+              <w:t>UNRESOLVED-TMF628</w:t>
+            </w:r>
+          </w:p>
+        </w:tc>
+        <w:tc>
+          <w:tcPr>
+            <w:tcW w:type="dxa" w:w="1123"/>
+          </w:tcPr>
+          <w:p>
+            <w:r/>
+            <w:r>
+              <w:t>5</w:t>
+            </w:r>
+          </w:p>
+        </w:tc>
+        <w:tc>
+          <w:tcPr>
+            <w:tcW w:type="dxa" w:w="1404"/>
           </w:tcPr>
           <w:p>
             <w:r/>
@@ -2403,29 +2619,23 @@
         </w:tc>
         <w:tc>
           <w:tcPr>
-            <w:tcW w:type="dxa" w:w="2340"/>
-          </w:tcPr>
-          <w:p>
-            <w:r/>
-            <w:r>
-              <w:t>resource</w:t>
-            </w:r>
-          </w:p>
-        </w:tc>
-        <w:tc>
-          <w:tcPr>
-            <w:tcW w:type="dxa" w:w="1030"/>
-          </w:tcPr>
-          <w:p>
-            <w:r/>
-            <w:r>
-              <w:t>GET</w:t>
-            </w:r>
-            <w:r>
-              <w:br/>
-            </w:r>
-            <w:r>
-              <w:t>GET /id</w:t>
+            <w:tcW w:type="dxa" w:w="1966"/>
+          </w:tcPr>
+          <w:p>
+            <w:r/>
+            <w:r>
+              <w:t>onDemandCollection</w:t>
+            </w:r>
+          </w:p>
+        </w:tc>
+        <w:tc>
+          <w:tcPr>
+            <w:tcW w:type="dxa" w:w="2059"/>
+          </w:tcPr>
+          <w:p>
+            <w:r/>
+            <w:r>
+              <w:t>POST, GET, GET /id, PATCH /id, DELETE /id</w:t>
             </w:r>
           </w:p>
         </w:tc>
@@ -2433,40 +2643,40 @@
       <w:tr>
         <w:tc>
           <w:tcPr>
-            <w:tcW w:type="dxa" w:w="1030"/>
-          </w:tcPr>
-          <w:p>
-            <w:r/>
-            <w:r>
-              <w:t>TMF642</w:t>
-            </w:r>
-          </w:p>
-        </w:tc>
-        <w:tc>
-          <w:tcPr>
-            <w:tcW w:type="dxa" w:w="2153"/>
-          </w:tcPr>
-          <w:p>
-            <w:r/>
-            <w:r>
-              <w:t>Alarm Management API</w:t>
-            </w:r>
-          </w:p>
-        </w:tc>
-        <w:tc>
-          <w:tcPr>
-            <w:tcW w:type="dxa" w:w="1217"/>
-          </w:tcPr>
-          <w:p>
-            <w:r/>
-            <w:r>
-              <w:t>4</w:t>
-            </w:r>
-          </w:p>
-        </w:tc>
-        <w:tc>
-          <w:tcPr>
-            <w:tcW w:type="dxa" w:w="1591"/>
+            <w:tcW w:type="dxa" w:w="936"/>
+          </w:tcPr>
+          <w:p>
+            <w:r/>
+            <w:r>
+              <w:t>TMF628</w:t>
+            </w:r>
+          </w:p>
+        </w:tc>
+        <w:tc>
+          <w:tcPr>
+            <w:tcW w:type="dxa" w:w="1872"/>
+          </w:tcPr>
+          <w:p>
+            <w:r/>
+            <w:r>
+              <w:t>UNRESOLVED-TMF628</w:t>
+            </w:r>
+          </w:p>
+        </w:tc>
+        <w:tc>
+          <w:tcPr>
+            <w:tcW w:type="dxa" w:w="1123"/>
+          </w:tcPr>
+          <w:p>
+            <w:r/>
+            <w:r>
+              <w:t>5</w:t>
+            </w:r>
+          </w:p>
+        </w:tc>
+        <w:tc>
+          <w:tcPr>
+            <w:tcW w:type="dxa" w:w="1404"/>
           </w:tcPr>
           <w:p>
             <w:r/>
@@ -2477,29 +2687,23 @@
         </w:tc>
         <w:tc>
           <w:tcPr>
-            <w:tcW w:type="dxa" w:w="2340"/>
-          </w:tcPr>
-          <w:p>
-            <w:r/>
-            <w:r>
-              <w:t>alarm</w:t>
-            </w:r>
-          </w:p>
-        </w:tc>
-        <w:tc>
-          <w:tcPr>
-            <w:tcW w:type="dxa" w:w="1030"/>
-          </w:tcPr>
-          <w:p>
-            <w:r/>
-            <w:r>
-              <w:t>GET</w:t>
-            </w:r>
-            <w:r>
-              <w:br/>
-            </w:r>
-            <w:r>
-              <w:t>GET /id</w:t>
+            <w:tcW w:type="dxa" w:w="1966"/>
+          </w:tcPr>
+          <w:p>
+            <w:r/>
+            <w:r>
+              <w:t>performanceIndicatorGroupSpecification</w:t>
+            </w:r>
+          </w:p>
+        </w:tc>
+        <w:tc>
+          <w:tcPr>
+            <w:tcW w:type="dxa" w:w="2059"/>
+          </w:tcPr>
+          <w:p>
+            <w:r/>
+            <w:r>
+              <w:t>POST, GET, GET /id, PATCH /id, DELETE /id</w:t>
             </w:r>
           </w:p>
         </w:tc>
@@ -2507,29 +2711,29 @@
       <w:tr>
         <w:tc>
           <w:tcPr>
-            <w:tcW w:type="dxa" w:w="1030"/>
-          </w:tcPr>
-          <w:p>
-            <w:r/>
-            <w:r>
-              <w:t>TMF638</w:t>
-            </w:r>
-          </w:p>
-        </w:tc>
-        <w:tc>
-          <w:tcPr>
-            <w:tcW w:type="dxa" w:w="2153"/>
-          </w:tcPr>
-          <w:p>
-            <w:r/>
-            <w:r>
-              <w:t>Service Inventory Management API</w:t>
-            </w:r>
-          </w:p>
-        </w:tc>
-        <w:tc>
-          <w:tcPr>
-            <w:tcW w:type="dxa" w:w="1217"/>
+            <w:tcW w:type="dxa" w:w="936"/>
+          </w:tcPr>
+          <w:p>
+            <w:r/>
+            <w:r>
+              <w:t>TMF628</w:t>
+            </w:r>
+          </w:p>
+        </w:tc>
+        <w:tc>
+          <w:tcPr>
+            <w:tcW w:type="dxa" w:w="1872"/>
+          </w:tcPr>
+          <w:p>
+            <w:r/>
+            <w:r>
+              <w:t>UNRESOLVED-TMF628</w:t>
+            </w:r>
+          </w:p>
+        </w:tc>
+        <w:tc>
+          <w:tcPr>
+            <w:tcW w:type="dxa" w:w="1123"/>
           </w:tcPr>
           <w:p>
             <w:r/>
@@ -2540,40 +2744,34 @@
         </w:tc>
         <w:tc>
           <w:tcPr>
-            <w:tcW w:type="dxa" w:w="1591"/>
-          </w:tcPr>
-          <w:p>
-            <w:r/>
-            <w:r>
-              <w:t>Mandatory</w:t>
-            </w:r>
-          </w:p>
-        </w:tc>
-        <w:tc>
-          <w:tcPr>
-            <w:tcW w:type="dxa" w:w="2340"/>
-          </w:tcPr>
-          <w:p>
-            <w:r/>
-            <w:r>
-              <w:t>service</w:t>
-            </w:r>
-          </w:p>
-        </w:tc>
-        <w:tc>
-          <w:tcPr>
-            <w:tcW w:type="dxa" w:w="1030"/>
-          </w:tcPr>
-          <w:p>
-            <w:r/>
-            <w:r>
-              <w:t>GET</w:t>
-            </w:r>
-            <w:r>
-              <w:br/>
-            </w:r>
-            <w:r>
-              <w:t>GET /id</w:t>
+            <w:tcW w:type="dxa" w:w="1404"/>
+          </w:tcPr>
+          <w:p>
+            <w:r/>
+            <w:r>
+              <w:t>Optional</w:t>
+            </w:r>
+          </w:p>
+        </w:tc>
+        <w:tc>
+          <w:tcPr>
+            <w:tcW w:type="dxa" w:w="1966"/>
+          </w:tcPr>
+          <w:p>
+            <w:r/>
+            <w:r>
+              <w:t>performanceIndicatorSpecification</w:t>
+            </w:r>
+          </w:p>
+        </w:tc>
+        <w:tc>
+          <w:tcPr>
+            <w:tcW w:type="dxa" w:w="2059"/>
+          </w:tcPr>
+          <w:p>
+            <w:r/>
+            <w:r>
+              <w:t>POST, GET, GET /id, PATCH /id, DELETE /id</w:t>
             </w:r>
           </w:p>
         </w:tc>
@@ -2581,73 +2779,67 @@
       <w:tr>
         <w:tc>
           <w:tcPr>
-            <w:tcW w:type="dxa" w:w="1030"/>
-          </w:tcPr>
-          <w:p>
-            <w:r/>
-            <w:r>
-              <w:t>TMF638</w:t>
-            </w:r>
-          </w:p>
-        </w:tc>
-        <w:tc>
-          <w:tcPr>
-            <w:tcW w:type="dxa" w:w="2153"/>
-          </w:tcPr>
-          <w:p>
-            <w:r/>
-            <w:r>
-              <w:t>Service Inventory Management API</w:t>
-            </w:r>
-          </w:p>
-        </w:tc>
-        <w:tc>
-          <w:tcPr>
-            <w:tcW w:type="dxa" w:w="1217"/>
-          </w:tcPr>
-          <w:p>
-            <w:r/>
-            <w:r>
-              <w:t>4</w:t>
-            </w:r>
-          </w:p>
-        </w:tc>
-        <w:tc>
-          <w:tcPr>
-            <w:tcW w:type="dxa" w:w="1591"/>
-          </w:tcPr>
-          <w:p>
-            <w:r/>
-            <w:r>
-              <w:t>Mandatory</w:t>
-            </w:r>
-          </w:p>
-        </w:tc>
-        <w:tc>
-          <w:tcPr>
-            <w:tcW w:type="dxa" w:w="2340"/>
-          </w:tcPr>
-          <w:p>
-            <w:r/>
-            <w:r>
-              <w:t>service</w:t>
-            </w:r>
-          </w:p>
-        </w:tc>
-        <w:tc>
-          <w:tcPr>
-            <w:tcW w:type="dxa" w:w="1030"/>
-          </w:tcPr>
-          <w:p>
-            <w:r/>
-            <w:r>
-              <w:t>GET</w:t>
-            </w:r>
-            <w:r>
-              <w:br/>
-            </w:r>
-            <w:r>
-              <w:t>GET /id</w:t>
+            <w:tcW w:type="dxa" w:w="936"/>
+          </w:tcPr>
+          <w:p>
+            <w:r/>
+            <w:r>
+              <w:t>TMF628</w:t>
+            </w:r>
+          </w:p>
+        </w:tc>
+        <w:tc>
+          <w:tcPr>
+            <w:tcW w:type="dxa" w:w="1872"/>
+          </w:tcPr>
+          <w:p>
+            <w:r/>
+            <w:r>
+              <w:t>UNRESOLVED-TMF628</w:t>
+            </w:r>
+          </w:p>
+        </w:tc>
+        <w:tc>
+          <w:tcPr>
+            <w:tcW w:type="dxa" w:w="1123"/>
+          </w:tcPr>
+          <w:p>
+            <w:r/>
+            <w:r>
+              <w:t>5</w:t>
+            </w:r>
+          </w:p>
+        </w:tc>
+        <w:tc>
+          <w:tcPr>
+            <w:tcW w:type="dxa" w:w="1404"/>
+          </w:tcPr>
+          <w:p>
+            <w:r/>
+            <w:r>
+              <w:t>Optional</w:t>
+            </w:r>
+          </w:p>
+        </w:tc>
+        <w:tc>
+          <w:tcPr>
+            <w:tcW w:type="dxa" w:w="1966"/>
+          </w:tcPr>
+          <w:p>
+            <w:r/>
+            <w:r>
+              <w:t>trackingRecord</w:t>
+            </w:r>
+          </w:p>
+        </w:tc>
+        <w:tc>
+          <w:tcPr>
+            <w:tcW w:type="dxa" w:w="2059"/>
+          </w:tcPr>
+          <w:p>
+            <w:r/>
+            <w:r>
+              <w:t>GET, GET /id</w:t>
             </w:r>
           </w:p>
         </w:tc>
@@ -2655,29 +2847,29 @@
       <w:tr>
         <w:tc>
           <w:tcPr>
-            <w:tcW w:type="dxa" w:w="1030"/>
-          </w:tcPr>
-          <w:p>
-            <w:r/>
-            <w:r>
-              <w:t>TMF673</w:t>
-            </w:r>
-          </w:p>
-        </w:tc>
-        <w:tc>
-          <w:tcPr>
-            <w:tcW w:type="dxa" w:w="2153"/>
-          </w:tcPr>
-          <w:p>
-            <w:r/>
-            <w:r>
-              <w:t>Geographic Address Management API</w:t>
-            </w:r>
-          </w:p>
-        </w:tc>
-        <w:tc>
-          <w:tcPr>
-            <w:tcW w:type="dxa" w:w="1217"/>
+            <w:tcW w:type="dxa" w:w="936"/>
+          </w:tcPr>
+          <w:p>
+            <w:r/>
+            <w:r>
+              <w:t>TMF639</w:t>
+            </w:r>
+          </w:p>
+        </w:tc>
+        <w:tc>
+          <w:tcPr>
+            <w:tcW w:type="dxa" w:w="1872"/>
+          </w:tcPr>
+          <w:p>
+            <w:r/>
+            <w:r>
+              <w:t>Resource Inventory Management API</w:t>
+            </w:r>
+          </w:p>
+        </w:tc>
+        <w:tc>
+          <w:tcPr>
+            <w:tcW w:type="dxa" w:w="1123"/>
           </w:tcPr>
           <w:p>
             <w:r/>
@@ -2688,7 +2880,7 @@
         </w:tc>
         <w:tc>
           <w:tcPr>
-            <w:tcW w:type="dxa" w:w="1591"/>
+            <w:tcW w:type="dxa" w:w="1404"/>
           </w:tcPr>
           <w:p>
             <w:r/>
@@ -2699,35 +2891,23 @@
         </w:tc>
         <w:tc>
           <w:tcPr>
-            <w:tcW w:type="dxa" w:w="2340"/>
-          </w:tcPr>
-          <w:p>
-            <w:r/>
-            <w:r>
-              <w:t>geographicAddress</w:t>
-            </w:r>
-            <w:r>
-              <w:br/>
-            </w:r>
-            <w:r>
-              <w:t>geographicSubAddress</w:t>
-            </w:r>
-          </w:p>
-        </w:tc>
-        <w:tc>
-          <w:tcPr>
-            <w:tcW w:type="dxa" w:w="1030"/>
-          </w:tcPr>
-          <w:p>
-            <w:r/>
-            <w:r>
-              <w:t>GET</w:t>
-            </w:r>
-            <w:r>
-              <w:br/>
-            </w:r>
-            <w:r>
-              <w:t>GET /id</w:t>
+            <w:tcW w:type="dxa" w:w="1966"/>
+          </w:tcPr>
+          <w:p>
+            <w:r/>
+            <w:r>
+              <w:t>resource</w:t>
+            </w:r>
+          </w:p>
+        </w:tc>
+        <w:tc>
+          <w:tcPr>
+            <w:tcW w:type="dxa" w:w="2059"/>
+          </w:tcPr>
+          <w:p>
+            <w:r/>
+            <w:r>
+              <w:t>GET, GET /id</w:t>
             </w:r>
           </w:p>
         </w:tc>
@@ -2735,29 +2915,29 @@
       <w:tr>
         <w:tc>
           <w:tcPr>
-            <w:tcW w:type="dxa" w:w="1030"/>
-          </w:tcPr>
-          <w:p>
-            <w:r/>
-            <w:r>
-              <w:t>TMF674</w:t>
-            </w:r>
-          </w:p>
-        </w:tc>
-        <w:tc>
-          <w:tcPr>
-            <w:tcW w:type="dxa" w:w="2153"/>
-          </w:tcPr>
-          <w:p>
-            <w:r/>
-            <w:r>
-              <w:t>Geographic Site Management API</w:t>
-            </w:r>
-          </w:p>
-        </w:tc>
-        <w:tc>
-          <w:tcPr>
-            <w:tcW w:type="dxa" w:w="1217"/>
+            <w:tcW w:type="dxa" w:w="936"/>
+          </w:tcPr>
+          <w:p>
+            <w:r/>
+            <w:r>
+              <w:t>TMF642</w:t>
+            </w:r>
+          </w:p>
+        </w:tc>
+        <w:tc>
+          <w:tcPr>
+            <w:tcW w:type="dxa" w:w="1872"/>
+          </w:tcPr>
+          <w:p>
+            <w:r/>
+            <w:r>
+              <w:t>Alarm Management API</w:t>
+            </w:r>
+          </w:p>
+        </w:tc>
+        <w:tc>
+          <w:tcPr>
+            <w:tcW w:type="dxa" w:w="1123"/>
           </w:tcPr>
           <w:p>
             <w:r/>
@@ -2768,7 +2948,7 @@
         </w:tc>
         <w:tc>
           <w:tcPr>
-            <w:tcW w:type="dxa" w:w="1591"/>
+            <w:tcW w:type="dxa" w:w="1404"/>
           </w:tcPr>
           <w:p>
             <w:r/>
@@ -2779,29 +2959,23 @@
         </w:tc>
         <w:tc>
           <w:tcPr>
-            <w:tcW w:type="dxa" w:w="2340"/>
-          </w:tcPr>
-          <w:p>
-            <w:r/>
-            <w:r>
-              <w:t>geographicSite</w:t>
-            </w:r>
-          </w:p>
-        </w:tc>
-        <w:tc>
-          <w:tcPr>
-            <w:tcW w:type="dxa" w:w="1030"/>
-          </w:tcPr>
-          <w:p>
-            <w:r/>
-            <w:r>
-              <w:t>GET</w:t>
-            </w:r>
-            <w:r>
-              <w:br/>
-            </w:r>
-            <w:r>
-              <w:t>GET /id</w:t>
+            <w:tcW w:type="dxa" w:w="1966"/>
+          </w:tcPr>
+          <w:p>
+            <w:r/>
+            <w:r>
+              <w:t>alarm</w:t>
+            </w:r>
+          </w:p>
+        </w:tc>
+        <w:tc>
+          <w:tcPr>
+            <w:tcW w:type="dxa" w:w="2059"/>
+          </w:tcPr>
+          <w:p>
+            <w:r/>
+            <w:r>
+              <w:t>GET, GET /id</w:t>
             </w:r>
           </w:p>
         </w:tc>
@@ -2809,79 +2983,67 @@
       <w:tr>
         <w:tc>
           <w:tcPr>
-            <w:tcW w:type="dxa" w:w="1030"/>
-          </w:tcPr>
-          <w:p>
-            <w:r/>
-            <w:r>
-              <w:t>TMF657</w:t>
-            </w:r>
-          </w:p>
-        </w:tc>
-        <w:tc>
-          <w:tcPr>
-            <w:tcW w:type="dxa" w:w="2153"/>
-          </w:tcPr>
-          <w:p>
-            <w:r/>
-            <w:r>
-              <w:t>Service Quality Management API</w:t>
-            </w:r>
-          </w:p>
-        </w:tc>
-        <w:tc>
-          <w:tcPr>
-            <w:tcW w:type="dxa" w:w="1217"/>
-          </w:tcPr>
-          <w:p>
-            <w:r/>
-            <w:r>
-              <w:t>4</w:t>
-            </w:r>
-          </w:p>
-        </w:tc>
-        <w:tc>
-          <w:tcPr>
-            <w:tcW w:type="dxa" w:w="1591"/>
-          </w:tcPr>
-          <w:p>
-            <w:r/>
-            <w:r>
-              <w:t>Optional</w:t>
-            </w:r>
-          </w:p>
-        </w:tc>
-        <w:tc>
-          <w:tcPr>
-            <w:tcW w:type="dxa" w:w="2340"/>
-          </w:tcPr>
-          <w:p>
-            <w:r/>
-            <w:r>
-              <w:t>serviceLevelObjective</w:t>
-            </w:r>
-            <w:r>
-              <w:br/>
-            </w:r>
-            <w:r>
-              <w:t>serviceLevelSpecification</w:t>
-            </w:r>
-          </w:p>
-        </w:tc>
-        <w:tc>
-          <w:tcPr>
-            <w:tcW w:type="dxa" w:w="1030"/>
-          </w:tcPr>
-          <w:p>
-            <w:r/>
-            <w:r>
-              <w:t>GET</w:t>
-            </w:r>
-            <w:r>
-              <w:br/>
-            </w:r>
-            <w:r>
-              <w:t>GET /id</w:t>
+            <w:tcW w:type="dxa" w:w="936"/>
+          </w:tcPr>
+          <w:p>
+            <w:r/>
+            <w:r>
+              <w:t>TMF638</w:t>
+            </w:r>
+          </w:p>
+        </w:tc>
+        <w:tc>
+          <w:tcPr>
+            <w:tcW w:type="dxa" w:w="1872"/>
+          </w:tcPr>
+          <w:p>
+            <w:r/>
+            <w:r>
+              <w:t>Service Inventory Management API</w:t>
+            </w:r>
+          </w:p>
+        </w:tc>
+        <w:tc>
+          <w:tcPr>
+            <w:tcW w:type="dxa" w:w="1123"/>
+          </w:tcPr>
+          <w:p>
+            <w:r/>
+            <w:r>
+              <w:t>5</w:t>
+            </w:r>
+          </w:p>
+        </w:tc>
+        <w:tc>
+          <w:tcPr>
+            <w:tcW w:type="dxa" w:w="1404"/>
+          </w:tcPr>
+          <w:p>
+            <w:r/>
+            <w:r>
+              <w:t>Mandatory</w:t>
+            </w:r>
+          </w:p>
+        </w:tc>
+        <w:tc>
+          <w:tcPr>
+            <w:tcW w:type="dxa" w:w="1966"/>
+          </w:tcPr>
+          <w:p>
+            <w:r/>
+            <w:r>
+              <w:t>service</w:t>
+            </w:r>
+          </w:p>
+        </w:tc>
+        <w:tc>
+          <w:tcPr>
+            <w:tcW w:type="dxa" w:w="2059"/>
+          </w:tcPr>
+          <w:p>
+            <w:r/>
+            <w:r>
+              <w:t>GET, GET /id</w:t>
             </w:r>
           </w:p>
         </w:tc>
@@ -2889,7 +3051,415 @@
       <w:tr>
         <w:tc>
           <w:tcPr>
-            <w:tcW w:type="dxa" w:w="1030"/>
+            <w:tcW w:type="dxa" w:w="936"/>
+          </w:tcPr>
+          <w:p>
+            <w:r/>
+            <w:r>
+              <w:t>TMF638</w:t>
+            </w:r>
+          </w:p>
+        </w:tc>
+        <w:tc>
+          <w:tcPr>
+            <w:tcW w:type="dxa" w:w="1872"/>
+          </w:tcPr>
+          <w:p>
+            <w:r/>
+            <w:r>
+              <w:t>Service Inventory Management API</w:t>
+            </w:r>
+          </w:p>
+        </w:tc>
+        <w:tc>
+          <w:tcPr>
+            <w:tcW w:type="dxa" w:w="1123"/>
+          </w:tcPr>
+          <w:p>
+            <w:r/>
+            <w:r>
+              <w:t>4</w:t>
+            </w:r>
+          </w:p>
+        </w:tc>
+        <w:tc>
+          <w:tcPr>
+            <w:tcW w:type="dxa" w:w="1404"/>
+          </w:tcPr>
+          <w:p>
+            <w:r/>
+            <w:r>
+              <w:t>Mandatory</w:t>
+            </w:r>
+          </w:p>
+        </w:tc>
+        <w:tc>
+          <w:tcPr>
+            <w:tcW w:type="dxa" w:w="1966"/>
+          </w:tcPr>
+          <w:p>
+            <w:r/>
+            <w:r>
+              <w:t>service</w:t>
+            </w:r>
+          </w:p>
+        </w:tc>
+        <w:tc>
+          <w:tcPr>
+            <w:tcW w:type="dxa" w:w="2059"/>
+          </w:tcPr>
+          <w:p>
+            <w:r/>
+            <w:r>
+              <w:t>GET, GET /id</w:t>
+            </w:r>
+          </w:p>
+        </w:tc>
+      </w:tr>
+      <w:tr>
+        <w:tc>
+          <w:tcPr>
+            <w:tcW w:type="dxa" w:w="936"/>
+          </w:tcPr>
+          <w:p>
+            <w:r/>
+            <w:r>
+              <w:t>TMF673</w:t>
+            </w:r>
+          </w:p>
+        </w:tc>
+        <w:tc>
+          <w:tcPr>
+            <w:tcW w:type="dxa" w:w="1872"/>
+          </w:tcPr>
+          <w:p>
+            <w:r/>
+            <w:r>
+              <w:t>Geographic Address Management API</w:t>
+            </w:r>
+          </w:p>
+        </w:tc>
+        <w:tc>
+          <w:tcPr>
+            <w:tcW w:type="dxa" w:w="1123"/>
+          </w:tcPr>
+          <w:p>
+            <w:r/>
+            <w:r>
+              <w:t>4</w:t>
+            </w:r>
+          </w:p>
+        </w:tc>
+        <w:tc>
+          <w:tcPr>
+            <w:tcW w:type="dxa" w:w="1404"/>
+          </w:tcPr>
+          <w:p>
+            <w:r/>
+            <w:r>
+              <w:t>Optional</w:t>
+            </w:r>
+          </w:p>
+        </w:tc>
+        <w:tc>
+          <w:tcPr>
+            <w:tcW w:type="dxa" w:w="1966"/>
+          </w:tcPr>
+          <w:p>
+            <w:r/>
+            <w:r>
+              <w:t>geographicAddress</w:t>
+            </w:r>
+          </w:p>
+        </w:tc>
+        <w:tc>
+          <w:tcPr>
+            <w:tcW w:type="dxa" w:w="2059"/>
+          </w:tcPr>
+          <w:p>
+            <w:r/>
+            <w:r>
+              <w:t>GET, GET /id</w:t>
+            </w:r>
+          </w:p>
+        </w:tc>
+      </w:tr>
+      <w:tr>
+        <w:tc>
+          <w:tcPr>
+            <w:tcW w:type="dxa" w:w="936"/>
+          </w:tcPr>
+          <w:p>
+            <w:r/>
+            <w:r>
+              <w:t>TMF673</w:t>
+            </w:r>
+          </w:p>
+        </w:tc>
+        <w:tc>
+          <w:tcPr>
+            <w:tcW w:type="dxa" w:w="1872"/>
+          </w:tcPr>
+          <w:p>
+            <w:r/>
+            <w:r>
+              <w:t>Geographic Address Management API</w:t>
+            </w:r>
+          </w:p>
+        </w:tc>
+        <w:tc>
+          <w:tcPr>
+            <w:tcW w:type="dxa" w:w="1123"/>
+          </w:tcPr>
+          <w:p>
+            <w:r/>
+            <w:r>
+              <w:t>4</w:t>
+            </w:r>
+          </w:p>
+        </w:tc>
+        <w:tc>
+          <w:tcPr>
+            <w:tcW w:type="dxa" w:w="1404"/>
+          </w:tcPr>
+          <w:p>
+            <w:r/>
+            <w:r>
+              <w:t>Optional</w:t>
+            </w:r>
+          </w:p>
+        </w:tc>
+        <w:tc>
+          <w:tcPr>
+            <w:tcW w:type="dxa" w:w="1966"/>
+          </w:tcPr>
+          <w:p>
+            <w:r/>
+            <w:r>
+              <w:t>geographicSubAddress</w:t>
+            </w:r>
+          </w:p>
+        </w:tc>
+        <w:tc>
+          <w:tcPr>
+            <w:tcW w:type="dxa" w:w="2059"/>
+          </w:tcPr>
+          <w:p>
+            <w:r/>
+            <w:r>
+              <w:t>GET, GET /id</w:t>
+            </w:r>
+          </w:p>
+        </w:tc>
+      </w:tr>
+      <w:tr>
+        <w:tc>
+          <w:tcPr>
+            <w:tcW w:type="dxa" w:w="936"/>
+          </w:tcPr>
+          <w:p>
+            <w:r/>
+            <w:r>
+              <w:t>TMF674</w:t>
+            </w:r>
+          </w:p>
+        </w:tc>
+        <w:tc>
+          <w:tcPr>
+            <w:tcW w:type="dxa" w:w="1872"/>
+          </w:tcPr>
+          <w:p>
+            <w:r/>
+            <w:r>
+              <w:t>Geographic Site Management API</w:t>
+            </w:r>
+          </w:p>
+        </w:tc>
+        <w:tc>
+          <w:tcPr>
+            <w:tcW w:type="dxa" w:w="1123"/>
+          </w:tcPr>
+          <w:p>
+            <w:r/>
+            <w:r>
+              <w:t>4</w:t>
+            </w:r>
+          </w:p>
+        </w:tc>
+        <w:tc>
+          <w:tcPr>
+            <w:tcW w:type="dxa" w:w="1404"/>
+          </w:tcPr>
+          <w:p>
+            <w:r/>
+            <w:r>
+              <w:t>Optional</w:t>
+            </w:r>
+          </w:p>
+        </w:tc>
+        <w:tc>
+          <w:tcPr>
+            <w:tcW w:type="dxa" w:w="1966"/>
+          </w:tcPr>
+          <w:p>
+            <w:r/>
+            <w:r>
+              <w:t>geographicSite</w:t>
+            </w:r>
+          </w:p>
+        </w:tc>
+        <w:tc>
+          <w:tcPr>
+            <w:tcW w:type="dxa" w:w="2059"/>
+          </w:tcPr>
+          <w:p>
+            <w:r/>
+            <w:r>
+              <w:t>GET, GET /id</w:t>
+            </w:r>
+          </w:p>
+        </w:tc>
+      </w:tr>
+      <w:tr>
+        <w:tc>
+          <w:tcPr>
+            <w:tcW w:type="dxa" w:w="936"/>
+          </w:tcPr>
+          <w:p>
+            <w:r/>
+            <w:r>
+              <w:t>TMF657</w:t>
+            </w:r>
+          </w:p>
+        </w:tc>
+        <w:tc>
+          <w:tcPr>
+            <w:tcW w:type="dxa" w:w="1872"/>
+          </w:tcPr>
+          <w:p>
+            <w:r/>
+            <w:r>
+              <w:t>Service Quality Management API</w:t>
+            </w:r>
+          </w:p>
+        </w:tc>
+        <w:tc>
+          <w:tcPr>
+            <w:tcW w:type="dxa" w:w="1123"/>
+          </w:tcPr>
+          <w:p>
+            <w:r/>
+            <w:r>
+              <w:t>4</w:t>
+            </w:r>
+          </w:p>
+        </w:tc>
+        <w:tc>
+          <w:tcPr>
+            <w:tcW w:type="dxa" w:w="1404"/>
+          </w:tcPr>
+          <w:p>
+            <w:r/>
+            <w:r>
+              <w:t>Optional</w:t>
+            </w:r>
+          </w:p>
+        </w:tc>
+        <w:tc>
+          <w:tcPr>
+            <w:tcW w:type="dxa" w:w="1966"/>
+          </w:tcPr>
+          <w:p>
+            <w:r/>
+            <w:r>
+              <w:t>serviceLevelObjective</w:t>
+            </w:r>
+          </w:p>
+        </w:tc>
+        <w:tc>
+          <w:tcPr>
+            <w:tcW w:type="dxa" w:w="2059"/>
+          </w:tcPr>
+          <w:p>
+            <w:r/>
+            <w:r>
+              <w:t>GET, GET /id</w:t>
+            </w:r>
+          </w:p>
+        </w:tc>
+      </w:tr>
+      <w:tr>
+        <w:tc>
+          <w:tcPr>
+            <w:tcW w:type="dxa" w:w="936"/>
+          </w:tcPr>
+          <w:p>
+            <w:r/>
+            <w:r>
+              <w:t>TMF657</w:t>
+            </w:r>
+          </w:p>
+        </w:tc>
+        <w:tc>
+          <w:tcPr>
+            <w:tcW w:type="dxa" w:w="1872"/>
+          </w:tcPr>
+          <w:p>
+            <w:r/>
+            <w:r>
+              <w:t>Service Quality Management API</w:t>
+            </w:r>
+          </w:p>
+        </w:tc>
+        <w:tc>
+          <w:tcPr>
+            <w:tcW w:type="dxa" w:w="1123"/>
+          </w:tcPr>
+          <w:p>
+            <w:r/>
+            <w:r>
+              <w:t>4</w:t>
+            </w:r>
+          </w:p>
+        </w:tc>
+        <w:tc>
+          <w:tcPr>
+            <w:tcW w:type="dxa" w:w="1404"/>
+          </w:tcPr>
+          <w:p>
+            <w:r/>
+            <w:r>
+              <w:t>Optional</w:t>
+            </w:r>
+          </w:p>
+        </w:tc>
+        <w:tc>
+          <w:tcPr>
+            <w:tcW w:type="dxa" w:w="1966"/>
+          </w:tcPr>
+          <w:p>
+            <w:r/>
+            <w:r>
+              <w:t>serviceLevelSpecification</w:t>
+            </w:r>
+          </w:p>
+        </w:tc>
+        <w:tc>
+          <w:tcPr>
+            <w:tcW w:type="dxa" w:w="2059"/>
+          </w:tcPr>
+          <w:p>
+            <w:r/>
+            <w:r>
+              <w:t>GET, GET /id</w:t>
+            </w:r>
+          </w:p>
+        </w:tc>
+      </w:tr>
+      <w:tr>
+        <w:tc>
+          <w:tcPr>
+            <w:tcW w:type="dxa" w:w="936"/>
           </w:tcPr>
           <w:p>
             <w:r/>
@@ -2900,18 +3470,18 @@
         </w:tc>
         <w:tc>
           <w:tcPr>
-            <w:tcW w:type="dxa" w:w="2153"/>
-          </w:tcPr>
-          <w:p>
-            <w:r/>
-            <w:r>
-              <w:t>Process Flow Management API</w:t>
-            </w:r>
-          </w:p>
-        </w:tc>
-        <w:tc>
-          <w:tcPr>
-            <w:tcW w:type="dxa" w:w="1217"/>
+            <w:tcW w:type="dxa" w:w="1872"/>
+          </w:tcPr>
+          <w:p>
+            <w:r/>
+            <w:r>
+              <w:t>UNRESOLVED-TMF701</w:t>
+            </w:r>
+          </w:p>
+        </w:tc>
+        <w:tc>
+          <w:tcPr>
+            <w:tcW w:type="dxa" w:w="1123"/>
           </w:tcPr>
           <w:p>
             <w:r/>
@@ -2922,7 +3492,7 @@
         </w:tc>
         <w:tc>
           <w:tcPr>
-            <w:tcW w:type="dxa" w:w="1591"/>
+            <w:tcW w:type="dxa" w:w="1404"/>
           </w:tcPr>
           <w:p>
             <w:r/>
@@ -2933,16 +3503,78 @@
         </w:tc>
         <w:tc>
           <w:tcPr>
-            <w:tcW w:type="dxa" w:w="2340"/>
+            <w:tcW w:type="dxa" w:w="1966"/>
           </w:tcPr>
           <w:p>
             <w:r/>
             <w:r>
               <w:t>processFlow</w:t>
             </w:r>
-            <w:r>
-              <w:br/>
-            </w:r>
+          </w:p>
+        </w:tc>
+        <w:tc>
+          <w:tcPr>
+            <w:tcW w:type="dxa" w:w="2059"/>
+          </w:tcPr>
+          <w:p>
+            <w:r/>
+            <w:r>
+              <w:t>POST, GET, GET /id, DELETE</w:t>
+            </w:r>
+          </w:p>
+        </w:tc>
+      </w:tr>
+      <w:tr>
+        <w:tc>
+          <w:tcPr>
+            <w:tcW w:type="dxa" w:w="936"/>
+          </w:tcPr>
+          <w:p>
+            <w:r/>
+            <w:r>
+              <w:t>TMF701</w:t>
+            </w:r>
+          </w:p>
+        </w:tc>
+        <w:tc>
+          <w:tcPr>
+            <w:tcW w:type="dxa" w:w="1872"/>
+          </w:tcPr>
+          <w:p>
+            <w:r/>
+            <w:r>
+              <w:t>UNRESOLVED-TMF701</w:t>
+            </w:r>
+          </w:p>
+        </w:tc>
+        <w:tc>
+          <w:tcPr>
+            <w:tcW w:type="dxa" w:w="1123"/>
+          </w:tcPr>
+          <w:p>
+            <w:r/>
+            <w:r>
+              <w:t>4</w:t>
+            </w:r>
+          </w:p>
+        </w:tc>
+        <w:tc>
+          <w:tcPr>
+            <w:tcW w:type="dxa" w:w="1404"/>
+          </w:tcPr>
+          <w:p>
+            <w:r/>
+            <w:r>
+              <w:t>Optional</w:t>
+            </w:r>
+          </w:p>
+        </w:tc>
+        <w:tc>
+          <w:tcPr>
+            <w:tcW w:type="dxa" w:w="1966"/>
+          </w:tcPr>
+          <w:p>
+            <w:r/>
             <w:r>
               <w:t>taskFlow</w:t>
             </w:r>
@@ -2950,36 +3582,12 @@
         </w:tc>
         <w:tc>
           <w:tcPr>
-            <w:tcW w:type="dxa" w:w="1030"/>
-          </w:tcPr>
-          <w:p>
-            <w:r/>
-            <w:r>
-              <w:t>POST</w:t>
-            </w:r>
-            <w:r>
-              <w:br/>
-            </w:r>
-            <w:r>
-              <w:t>GET</w:t>
-            </w:r>
-            <w:r>
-              <w:br/>
-            </w:r>
-            <w:r>
-              <w:t>GET /id</w:t>
-            </w:r>
-            <w:r>
-              <w:br/>
-            </w:r>
-            <w:r>
-              <w:t>DELETE</w:t>
-            </w:r>
-            <w:r>
-              <w:br/>
-            </w:r>
-            <w:r>
-              <w:t>PATCH</w:t>
+            <w:tcW w:type="dxa" w:w="2059"/>
+          </w:tcPr>
+          <w:p>
+            <w:r/>
+            <w:r>
+              <w:t>PATCH, GET, GET /id</w:t>
             </w:r>
           </w:p>
         </w:tc>
@@ -3077,7 +3685,7 @@
         </w:trPr>
         <w:tc>
           <w:tcPr>
-            <w:tcW w:type="dxa" w:w="1310"/>
+            <w:tcW w:type="dxa" w:w="1404"/>
           </w:tcPr>
           <w:p>
             <w:r/>
@@ -3091,7 +3699,7 @@
         </w:tc>
         <w:tc>
           <w:tcPr>
-            <w:tcW w:type="dxa" w:w="3838"/>
+            <w:tcW w:type="dxa" w:w="2902"/>
           </w:tcPr>
           <w:p>
             <w:r/>
@@ -3105,7 +3713,7 @@
         </w:tc>
         <w:tc>
           <w:tcPr>
-            <w:tcW w:type="dxa" w:w="4212"/>
+            <w:tcW w:type="dxa" w:w="5054"/>
           </w:tcPr>
           <w:p>
             <w:r/>
@@ -3121,7 +3729,7 @@
       <w:tr>
         <w:tc>
           <w:tcPr>
-            <w:tcW w:type="dxa" w:w="1310"/>
+            <w:tcW w:type="dxa" w:w="1404"/>
           </w:tcPr>
           <w:p>
             <w:r/>
@@ -3132,18 +3740,18 @@
         </w:tc>
         <w:tc>
           <w:tcPr>
-            <w:tcW w:type="dxa" w:w="3838"/>
-          </w:tcPr>
-          <w:p>
-            <w:r/>
-            <w:r>
-              <w:t>Process Flow Management API</w:t>
-            </w:r>
-          </w:p>
-        </w:tc>
-        <w:tc>
-          <w:tcPr>
-            <w:tcW w:type="dxa" w:w="4212"/>
+            <w:tcW w:type="dxa" w:w="2902"/>
+          </w:tcPr>
+          <w:p>
+            <w:r/>
+            <w:r>
+              <w:t>UNRESOLVED-TMF701</w:t>
+            </w:r>
+          </w:p>
+        </w:tc>
+        <w:tc>
+          <w:tcPr>
+            <w:tcW w:type="dxa" w:w="5054"/>
           </w:tcPr>
           <w:p>
             <w:r/>
@@ -3204,7 +3812,7 @@
       <w:tr>
         <w:tc>
           <w:tcPr>
-            <w:tcW w:type="dxa" w:w="1310"/>
+            <w:tcW w:type="dxa" w:w="1404"/>
           </w:tcPr>
           <w:p>
             <w:r/>
@@ -3215,7 +3823,7 @@
         </w:tc>
         <w:tc>
           <w:tcPr>
-            <w:tcW w:type="dxa" w:w="3838"/>
+            <w:tcW w:type="dxa" w:w="2902"/>
           </w:tcPr>
           <w:p>
             <w:r/>
@@ -3226,7 +3834,7 @@
         </w:tc>
         <w:tc>
           <w:tcPr>
-            <w:tcW w:type="dxa" w:w="4212"/>
+            <w:tcW w:type="dxa" w:w="5054"/>
           </w:tcPr>
           <w:p>
             <w:r/>
@@ -3257,7 +3865,7 @@
       <w:tr>
         <w:tc>
           <w:tcPr>
-            <w:tcW w:type="dxa" w:w="1310"/>
+            <w:tcW w:type="dxa" w:w="1404"/>
           </w:tcPr>
           <w:p>
             <w:r/>
@@ -3268,18 +3876,18 @@
         </w:tc>
         <w:tc>
           <w:tcPr>
-            <w:tcW w:type="dxa" w:w="3838"/>
-          </w:tcPr>
-          <w:p>
-            <w:r/>
-            <w:r>
-              <w:t>Performance Management API</w:t>
-            </w:r>
-          </w:p>
-        </w:tc>
-        <w:tc>
-          <w:tcPr>
-            <w:tcW w:type="dxa" w:w="4212"/>
+            <w:tcW w:type="dxa" w:w="2902"/>
+          </w:tcPr>
+          <w:p>
+            <w:r/>
+            <w:r>
+              <w:t>UNRESOLVED-TMF628</w:t>
+            </w:r>
+          </w:p>
+        </w:tc>
+        <w:tc>
+          <w:tcPr>
+            <w:tcW w:type="dxa" w:w="5054"/>
           </w:tcPr>
           <w:p>
             <w:r/>
@@ -3358,7 +3966,7 @@
       <w:tr>
         <w:tc>
           <w:tcPr>
-            <w:tcW w:type="dxa" w:w="1310"/>
+            <w:tcW w:type="dxa" w:w="1404"/>
           </w:tcPr>
           <w:p>
             <w:r/>
@@ -3369,18 +3977,18 @@
         </w:tc>
         <w:tc>
           <w:tcPr>
-            <w:tcW w:type="dxa" w:w="3838"/>
-          </w:tcPr>
-          <w:p>
-            <w:r/>
-            <w:r>
-              <w:t>Performance Threshold Management API</w:t>
-            </w:r>
-          </w:p>
-        </w:tc>
-        <w:tc>
-          <w:tcPr>
-            <w:tcW w:type="dxa" w:w="4212"/>
+            <w:tcW w:type="dxa" w:w="2902"/>
+          </w:tcPr>
+          <w:p>
+            <w:r/>
+            <w:r>
+              <w:t>UNRESOLVED-TMF649</w:t>
+            </w:r>
+          </w:p>
+        </w:tc>
+        <w:tc>
+          <w:tcPr>
+            <w:tcW w:type="dxa" w:w="5054"/>
           </w:tcPr>
           <w:p>
             <w:r/>
@@ -3713,7 +4321,7 @@
           <w:p>
             <w:r/>
             <w:r>
-              <w:t>Process Flow Management API</w:t>
+              <w:t>UNRESOLVED-TMF701</w:t>
             </w:r>
           </w:p>
         </w:tc>

--- a/specifications/TMFC037-ServicePerformanceManagement/Diagrams/TMFC037_Service_Performance_Management.docx
+++ b/specifications/TMFC037-ServicePerformanceManagement/Diagrams/TMFC037_Service_Performance_Management.docx
@@ -155,6 +155,9 @@
         </w:tc>
       </w:tr>
       <w:tr>
+        <w:trPr>
+          <w:cantSplit/>
+        </w:trPr>
         <w:tc>
           <w:tcPr>
             <w:tcW w:type="dxa" w:w="2714"/>
@@ -358,6 +361,9 @@
         </w:tc>
       </w:tr>
       <w:tr>
+        <w:trPr>
+          <w:cantSplit/>
+        </w:trPr>
         <w:tc>
           <w:tcPr>
             <w:tcW w:type="dxa" w:w="1404"/>
@@ -404,6 +410,9 @@
         </w:tc>
       </w:tr>
       <w:tr>
+        <w:trPr>
+          <w:cantSplit/>
+        </w:trPr>
         <w:tc>
           <w:tcPr>
             <w:tcW w:type="dxa" w:w="1404"/>
@@ -450,6 +459,9 @@
         </w:tc>
       </w:tr>
       <w:tr>
+        <w:trPr>
+          <w:cantSplit/>
+        </w:trPr>
         <w:tc>
           <w:tcPr>
             <w:tcW w:type="dxa" w:w="1404"/>
@@ -496,6 +508,9 @@
         </w:tc>
       </w:tr>
       <w:tr>
+        <w:trPr>
+          <w:cantSplit/>
+        </w:trPr>
         <w:tc>
           <w:tcPr>
             <w:tcW w:type="dxa" w:w="1404"/>
@@ -542,6 +557,9 @@
         </w:tc>
       </w:tr>
       <w:tr>
+        <w:trPr>
+          <w:cantSplit/>
+        </w:trPr>
         <w:tc>
           <w:tcPr>
             <w:tcW w:type="dxa" w:w="1404"/>
@@ -588,6 +606,9 @@
         </w:tc>
       </w:tr>
       <w:tr>
+        <w:trPr>
+          <w:cantSplit/>
+        </w:trPr>
         <w:tc>
           <w:tcPr>
             <w:tcW w:type="dxa" w:w="1404"/>
@@ -634,6 +655,9 @@
         </w:tc>
       </w:tr>
       <w:tr>
+        <w:trPr>
+          <w:cantSplit/>
+        </w:trPr>
         <w:tc>
           <w:tcPr>
             <w:tcW w:type="dxa" w:w="1404"/>
@@ -721,7 +745,7 @@
         </w:trPr>
         <w:tc>
           <w:tcPr>
-            <w:tcW w:type="dxa" w:w="1778"/>
+            <w:tcW w:type="dxa" w:w="1966"/>
           </w:tcPr>
           <w:p>
             <w:r/>
@@ -735,7 +759,7 @@
         </w:tc>
         <w:tc>
           <w:tcPr>
-            <w:tcW w:type="dxa" w:w="2995"/>
+            <w:tcW w:type="dxa" w:w="2902"/>
           </w:tcPr>
           <w:p>
             <w:r/>
@@ -763,7 +787,7 @@
         </w:tc>
         <w:tc>
           <w:tcPr>
-            <w:tcW w:type="dxa" w:w="2340"/>
+            <w:tcW w:type="dxa" w:w="2246"/>
           </w:tcPr>
           <w:p>
             <w:r/>
@@ -777,20 +801,23 @@
         </w:tc>
       </w:tr>
       <w:tr>
-        <w:tc>
-          <w:tcPr>
-            <w:tcW w:type="dxa" w:w="1778"/>
-          </w:tcPr>
-          <w:p>
-            <w:r/>
-            <w:r>
-              <w:t>Service Performance</w:t>
-            </w:r>
-          </w:p>
-        </w:tc>
-        <w:tc>
-          <w:tcPr>
-            <w:tcW w:type="dxa" w:w="2995"/>
+        <w:trPr>
+          <w:cantSplit/>
+        </w:trPr>
+        <w:tc>
+          <w:tcPr>
+            <w:tcW w:type="dxa" w:w="1966"/>
+          </w:tcPr>
+          <w:p>
+            <w:r/>
+            <w:r>
+              <w:t>Service Performance ABE</w:t>
+            </w:r>
+          </w:p>
+        </w:tc>
+        <w:tc>
+          <w:tcPr>
+            <w:tcW w:type="dxa" w:w="2902"/>
           </w:tcPr>
           <w:p>
             <w:r/>
@@ -810,7 +837,7 @@
         </w:tc>
         <w:tc>
           <w:tcPr>
-            <w:tcW w:type="dxa" w:w="2340"/>
+            <w:tcW w:type="dxa" w:w="2246"/>
           </w:tcPr>
           <w:p>
             <w:r/>
@@ -821,20 +848,23 @@
         </w:tc>
       </w:tr>
       <w:tr>
-        <w:tc>
-          <w:tcPr>
-            <w:tcW w:type="dxa" w:w="1778"/>
-          </w:tcPr>
-          <w:p>
-            <w:r/>
-            <w:r>
-              <w:t>Performance</w:t>
-            </w:r>
-          </w:p>
-        </w:tc>
-        <w:tc>
-          <w:tcPr>
-            <w:tcW w:type="dxa" w:w="2995"/>
+        <w:trPr>
+          <w:cantSplit/>
+        </w:trPr>
+        <w:tc>
+          <w:tcPr>
+            <w:tcW w:type="dxa" w:w="1966"/>
+          </w:tcPr>
+          <w:p>
+            <w:r/>
+            <w:r>
+              <w:t>Performance ABE</w:t>
+            </w:r>
+          </w:p>
+        </w:tc>
+        <w:tc>
+          <w:tcPr>
+            <w:tcW w:type="dxa" w:w="2902"/>
           </w:tcPr>
           <w:p>
             <w:r/>
@@ -850,13 +880,13 @@
           <w:p>
             <w:r/>
             <w:r>
-              <w:t>MeasurementProductionJob</w:t>
-            </w:r>
-          </w:p>
-        </w:tc>
-        <w:tc>
-          <w:tcPr>
-            <w:tcW w:type="dxa" w:w="2340"/>
+              <w:t>MeasurementProductionJob BE</w:t>
+            </w:r>
+          </w:p>
+        </w:tc>
+        <w:tc>
+          <w:tcPr>
+            <w:tcW w:type="dxa" w:w="2246"/>
           </w:tcPr>
           <w:p>
             <w:r/>
@@ -867,20 +897,23 @@
         </w:tc>
       </w:tr>
       <w:tr>
-        <w:tc>
-          <w:tcPr>
-            <w:tcW w:type="dxa" w:w="1778"/>
-          </w:tcPr>
-          <w:p>
-            <w:r/>
-            <w:r>
-              <w:t>Performance</w:t>
-            </w:r>
-          </w:p>
-        </w:tc>
-        <w:tc>
-          <w:tcPr>
-            <w:tcW w:type="dxa" w:w="2995"/>
+        <w:trPr>
+          <w:cantSplit/>
+        </w:trPr>
+        <w:tc>
+          <w:tcPr>
+            <w:tcW w:type="dxa" w:w="1966"/>
+          </w:tcPr>
+          <w:p>
+            <w:r/>
+            <w:r>
+              <w:t>Performance ABE</w:t>
+            </w:r>
+          </w:p>
+        </w:tc>
+        <w:tc>
+          <w:tcPr>
+            <w:tcW w:type="dxa" w:w="2902"/>
           </w:tcPr>
           <w:p>
             <w:r/>
@@ -896,13 +929,13 @@
           <w:p>
             <w:r/>
             <w:r>
-              <w:t>AdhocCollection</w:t>
-            </w:r>
-          </w:p>
-        </w:tc>
-        <w:tc>
-          <w:tcPr>
-            <w:tcW w:type="dxa" w:w="2340"/>
+              <w:t>AdhocCollection BE</w:t>
+            </w:r>
+          </w:p>
+        </w:tc>
+        <w:tc>
+          <w:tcPr>
+            <w:tcW w:type="dxa" w:w="2246"/>
           </w:tcPr>
           <w:p>
             <w:r/>
@@ -913,20 +946,23 @@
         </w:tc>
       </w:tr>
       <w:tr>
-        <w:tc>
-          <w:tcPr>
-            <w:tcW w:type="dxa" w:w="1778"/>
-          </w:tcPr>
-          <w:p>
-            <w:r/>
-            <w:r>
-              <w:t>Performance</w:t>
-            </w:r>
-          </w:p>
-        </w:tc>
-        <w:tc>
-          <w:tcPr>
-            <w:tcW w:type="dxa" w:w="2995"/>
+        <w:trPr>
+          <w:cantSplit/>
+        </w:trPr>
+        <w:tc>
+          <w:tcPr>
+            <w:tcW w:type="dxa" w:w="1966"/>
+          </w:tcPr>
+          <w:p>
+            <w:r/>
+            <w:r>
+              <w:t>Performance ABE</w:t>
+            </w:r>
+          </w:p>
+        </w:tc>
+        <w:tc>
+          <w:tcPr>
+            <w:tcW w:type="dxa" w:w="2902"/>
           </w:tcPr>
           <w:p>
             <w:r/>
@@ -942,13 +978,13 @@
           <w:p>
             <w:r/>
             <w:r>
-              <w:t>MeasurementCollectionJob</w:t>
-            </w:r>
-          </w:p>
-        </w:tc>
-        <w:tc>
-          <w:tcPr>
-            <w:tcW w:type="dxa" w:w="2340"/>
+              <w:t>MeasurementCollectionJob BE</w:t>
+            </w:r>
+          </w:p>
+        </w:tc>
+        <w:tc>
+          <w:tcPr>
+            <w:tcW w:type="dxa" w:w="2246"/>
           </w:tcPr>
           <w:p>
             <w:r/>
@@ -959,20 +995,23 @@
         </w:tc>
       </w:tr>
       <w:tr>
-        <w:tc>
-          <w:tcPr>
-            <w:tcW w:type="dxa" w:w="1778"/>
-          </w:tcPr>
-          <w:p>
-            <w:r/>
-            <w:r>
-              <w:t>Performance</w:t>
-            </w:r>
-          </w:p>
-        </w:tc>
-        <w:tc>
-          <w:tcPr>
-            <w:tcW w:type="dxa" w:w="2995"/>
+        <w:trPr>
+          <w:cantSplit/>
+        </w:trPr>
+        <w:tc>
+          <w:tcPr>
+            <w:tcW w:type="dxa" w:w="1966"/>
+          </w:tcPr>
+          <w:p>
+            <w:r/>
+            <w:r>
+              <w:t>Performance ABE</w:t>
+            </w:r>
+          </w:p>
+        </w:tc>
+        <w:tc>
+          <w:tcPr>
+            <w:tcW w:type="dxa" w:w="2902"/>
           </w:tcPr>
           <w:p>
             <w:r/>
@@ -988,13 +1027,13 @@
           <w:p>
             <w:r/>
             <w:r>
-              <w:t>Performance Threshold</w:t>
-            </w:r>
-          </w:p>
-        </w:tc>
-        <w:tc>
-          <w:tcPr>
-            <w:tcW w:type="dxa" w:w="2340"/>
+              <w:t>Performance Threshold ABE</w:t>
+            </w:r>
+          </w:p>
+        </w:tc>
+        <w:tc>
+          <w:tcPr>
+            <w:tcW w:type="dxa" w:w="2246"/>
           </w:tcPr>
           <w:p>
             <w:r/>
@@ -1005,20 +1044,23 @@
         </w:tc>
       </w:tr>
       <w:tr>
-        <w:tc>
-          <w:tcPr>
-            <w:tcW w:type="dxa" w:w="1778"/>
-          </w:tcPr>
-          <w:p>
-            <w:r/>
-            <w:r>
-              <w:t>Resource Trouble</w:t>
-            </w:r>
-          </w:p>
-        </w:tc>
-        <w:tc>
-          <w:tcPr>
-            <w:tcW w:type="dxa" w:w="2995"/>
+        <w:trPr>
+          <w:cantSplit/>
+        </w:trPr>
+        <w:tc>
+          <w:tcPr>
+            <w:tcW w:type="dxa" w:w="1966"/>
+          </w:tcPr>
+          <w:p>
+            <w:r/>
+            <w:r>
+              <w:t>Resource Trouble ABE</w:t>
+            </w:r>
+          </w:p>
+        </w:tc>
+        <w:tc>
+          <w:tcPr>
+            <w:tcW w:type="dxa" w:w="2902"/>
           </w:tcPr>
           <w:p>
             <w:r/>
@@ -1034,13 +1076,13 @@
           <w:p>
             <w:r/>
             <w:r>
-              <w:t>Alarm</w:t>
-            </w:r>
-          </w:p>
-        </w:tc>
-        <w:tc>
-          <w:tcPr>
-            <w:tcW w:type="dxa" w:w="2340"/>
+              <w:t>Alarm ABE</w:t>
+            </w:r>
+          </w:p>
+        </w:tc>
+        <w:tc>
+          <w:tcPr>
+            <w:tcW w:type="dxa" w:w="2246"/>
           </w:tcPr>
           <w:p>
             <w:r/>
@@ -1124,7 +1166,7 @@
               <w:rPr>
                 <w:b/>
               </w:rPr>
-              <w:t>Aggregate Function Level 1</w:t>
+              <w:t>Aggregate Function L1</w:t>
             </w:r>
           </w:p>
         </w:tc>
@@ -1138,7 +1180,7 @@
               <w:rPr>
                 <w:b/>
               </w:rPr>
-              <w:t>Aggregate Function Level 2</w:t>
+              <w:t>Aggregate Function L2</w:t>
             </w:r>
           </w:p>
         </w:tc>
@@ -1158,6 +1200,9 @@
         </w:tc>
       </w:tr>
       <w:tr>
+        <w:trPr>
+          <w:cantSplit/>
+        </w:trPr>
         <w:tc>
           <w:tcPr>
             <w:tcW w:type="dxa" w:w="1123"/>
@@ -1215,6 +1260,9 @@
         </w:tc>
       </w:tr>
       <w:tr>
+        <w:trPr>
+          <w:cantSplit/>
+        </w:trPr>
         <w:tc>
           <w:tcPr>
             <w:tcW w:type="dxa" w:w="1123"/>
@@ -1272,6 +1320,9 @@
         </w:tc>
       </w:tr>
       <w:tr>
+        <w:trPr>
+          <w:cantSplit/>
+        </w:trPr>
         <w:tc>
           <w:tcPr>
             <w:tcW w:type="dxa" w:w="1123"/>
@@ -1329,6 +1380,9 @@
         </w:tc>
       </w:tr>
       <w:tr>
+        <w:trPr>
+          <w:cantSplit/>
+        </w:trPr>
         <w:tc>
           <w:tcPr>
             <w:tcW w:type="dxa" w:w="1123"/>
@@ -1591,6 +1645,9 @@
         </w:tc>
       </w:tr>
       <w:tr>
+        <w:trPr>
+          <w:cantSplit/>
+        </w:trPr>
         <w:tc>
           <w:tcPr>
             <w:tcW w:type="dxa" w:w="936"/>
@@ -1659,6 +1716,9 @@
         </w:tc>
       </w:tr>
       <w:tr>
+        <w:trPr>
+          <w:cantSplit/>
+        </w:trPr>
         <w:tc>
           <w:tcPr>
             <w:tcW w:type="dxa" w:w="936"/>
@@ -1727,6 +1787,9 @@
         </w:tc>
       </w:tr>
       <w:tr>
+        <w:trPr>
+          <w:cantSplit/>
+        </w:trPr>
         <w:tc>
           <w:tcPr>
             <w:tcW w:type="dxa" w:w="936"/>
@@ -1795,6 +1858,9 @@
         </w:tc>
       </w:tr>
       <w:tr>
+        <w:trPr>
+          <w:cantSplit/>
+        </w:trPr>
         <w:tc>
           <w:tcPr>
             <w:tcW w:type="dxa" w:w="936"/>
@@ -1863,6 +1929,9 @@
         </w:tc>
       </w:tr>
       <w:tr>
+        <w:trPr>
+          <w:cantSplit/>
+        </w:trPr>
         <w:tc>
           <w:tcPr>
             <w:tcW w:type="dxa" w:w="936"/>
@@ -1931,6 +2000,9 @@
         </w:tc>
       </w:tr>
       <w:tr>
+        <w:trPr>
+          <w:cantSplit/>
+        </w:trPr>
         <w:tc>
           <w:tcPr>
             <w:tcW w:type="dxa" w:w="936"/>
@@ -1999,6 +2071,9 @@
         </w:tc>
       </w:tr>
       <w:tr>
+        <w:trPr>
+          <w:cantSplit/>
+        </w:trPr>
         <w:tc>
           <w:tcPr>
             <w:tcW w:type="dxa" w:w="936"/>
@@ -2067,6 +2142,9 @@
         </w:tc>
       </w:tr>
       <w:tr>
+        <w:trPr>
+          <w:cantSplit/>
+        </w:trPr>
         <w:tc>
           <w:tcPr>
             <w:tcW w:type="dxa" w:w="936"/>
@@ -2135,6 +2213,9 @@
         </w:tc>
       </w:tr>
       <w:tr>
+        <w:trPr>
+          <w:cantSplit/>
+        </w:trPr>
         <w:tc>
           <w:tcPr>
             <w:tcW w:type="dxa" w:w="936"/>
@@ -2203,6 +2284,9 @@
         </w:tc>
       </w:tr>
       <w:tr>
+        <w:trPr>
+          <w:cantSplit/>
+        </w:trPr>
         <w:tc>
           <w:tcPr>
             <w:tcW w:type="dxa" w:w="936"/>
@@ -2271,6 +2355,9 @@
         </w:tc>
       </w:tr>
       <w:tr>
+        <w:trPr>
+          <w:cantSplit/>
+        </w:trPr>
         <w:tc>
           <w:tcPr>
             <w:tcW w:type="dxa" w:w="936"/>
@@ -2505,6 +2592,9 @@
         </w:tc>
       </w:tr>
       <w:tr>
+        <w:trPr>
+          <w:cantSplit/>
+        </w:trPr>
         <w:tc>
           <w:tcPr>
             <w:tcW w:type="dxa" w:w="936"/>
@@ -2573,6 +2663,9 @@
         </w:tc>
       </w:tr>
       <w:tr>
+        <w:trPr>
+          <w:cantSplit/>
+        </w:trPr>
         <w:tc>
           <w:tcPr>
             <w:tcW w:type="dxa" w:w="936"/>
@@ -2641,6 +2734,9 @@
         </w:tc>
       </w:tr>
       <w:tr>
+        <w:trPr>
+          <w:cantSplit/>
+        </w:trPr>
         <w:tc>
           <w:tcPr>
             <w:tcW w:type="dxa" w:w="936"/>
@@ -2709,6 +2805,9 @@
         </w:tc>
       </w:tr>
       <w:tr>
+        <w:trPr>
+          <w:cantSplit/>
+        </w:trPr>
         <w:tc>
           <w:tcPr>
             <w:tcW w:type="dxa" w:w="936"/>
@@ -2777,6 +2876,9 @@
         </w:tc>
       </w:tr>
       <w:tr>
+        <w:trPr>
+          <w:cantSplit/>
+        </w:trPr>
         <w:tc>
           <w:tcPr>
             <w:tcW w:type="dxa" w:w="936"/>
@@ -2845,6 +2947,9 @@
         </w:tc>
       </w:tr>
       <w:tr>
+        <w:trPr>
+          <w:cantSplit/>
+        </w:trPr>
         <w:tc>
           <w:tcPr>
             <w:tcW w:type="dxa" w:w="936"/>
@@ -2913,6 +3018,9 @@
         </w:tc>
       </w:tr>
       <w:tr>
+        <w:trPr>
+          <w:cantSplit/>
+        </w:trPr>
         <w:tc>
           <w:tcPr>
             <w:tcW w:type="dxa" w:w="936"/>
@@ -2981,6 +3089,9 @@
         </w:tc>
       </w:tr>
       <w:tr>
+        <w:trPr>
+          <w:cantSplit/>
+        </w:trPr>
         <w:tc>
           <w:tcPr>
             <w:tcW w:type="dxa" w:w="936"/>
@@ -3049,6 +3160,9 @@
         </w:tc>
       </w:tr>
       <w:tr>
+        <w:trPr>
+          <w:cantSplit/>
+        </w:trPr>
         <w:tc>
           <w:tcPr>
             <w:tcW w:type="dxa" w:w="936"/>
@@ -3117,6 +3231,9 @@
         </w:tc>
       </w:tr>
       <w:tr>
+        <w:trPr>
+          <w:cantSplit/>
+        </w:trPr>
         <w:tc>
           <w:tcPr>
             <w:tcW w:type="dxa" w:w="936"/>
@@ -3185,6 +3302,9 @@
         </w:tc>
       </w:tr>
       <w:tr>
+        <w:trPr>
+          <w:cantSplit/>
+        </w:trPr>
         <w:tc>
           <w:tcPr>
             <w:tcW w:type="dxa" w:w="936"/>
@@ -3253,6 +3373,9 @@
         </w:tc>
       </w:tr>
       <w:tr>
+        <w:trPr>
+          <w:cantSplit/>
+        </w:trPr>
         <w:tc>
           <w:tcPr>
             <w:tcW w:type="dxa" w:w="936"/>
@@ -3321,6 +3444,9 @@
         </w:tc>
       </w:tr>
       <w:tr>
+        <w:trPr>
+          <w:cantSplit/>
+        </w:trPr>
         <w:tc>
           <w:tcPr>
             <w:tcW w:type="dxa" w:w="936"/>
@@ -3389,6 +3515,9 @@
         </w:tc>
       </w:tr>
       <w:tr>
+        <w:trPr>
+          <w:cantSplit/>
+        </w:trPr>
         <w:tc>
           <w:tcPr>
             <w:tcW w:type="dxa" w:w="936"/>
@@ -3457,6 +3586,9 @@
         </w:tc>
       </w:tr>
       <w:tr>
+        <w:trPr>
+          <w:cantSplit/>
+        </w:trPr>
         <w:tc>
           <w:tcPr>
             <w:tcW w:type="dxa" w:w="936"/>
@@ -3525,6 +3657,9 @@
         </w:tc>
       </w:tr>
       <w:tr>
+        <w:trPr>
+          <w:cantSplit/>
+        </w:trPr>
         <w:tc>
           <w:tcPr>
             <w:tcW w:type="dxa" w:w="936"/>
@@ -3727,6 +3862,9 @@
         </w:tc>
       </w:tr>
       <w:tr>
+        <w:trPr>
+          <w:cantSplit/>
+        </w:trPr>
         <w:tc>
           <w:tcPr>
             <w:tcW w:type="dxa" w:w="1404"/>
@@ -3810,6 +3948,9 @@
         </w:tc>
       </w:tr>
       <w:tr>
+        <w:trPr>
+          <w:cantSplit/>
+        </w:trPr>
         <w:tc>
           <w:tcPr>
             <w:tcW w:type="dxa" w:w="1404"/>
@@ -3863,6 +4004,9 @@
         </w:tc>
       </w:tr>
       <w:tr>
+        <w:trPr>
+          <w:cantSplit/>
+        </w:trPr>
         <w:tc>
           <w:tcPr>
             <w:tcW w:type="dxa" w:w="1404"/>
@@ -3964,6 +4108,9 @@
         </w:tc>
       </w:tr>
       <w:tr>
+        <w:trPr>
+          <w:cantSplit/>
+        </w:trPr>
         <w:tc>
           <w:tcPr>
             <w:tcW w:type="dxa" w:w="1404"/>
@@ -4162,6 +4309,9 @@
         </w:tc>
       </w:tr>
       <w:tr>
+        <w:trPr>
+          <w:cantSplit/>
+        </w:trPr>
         <w:tc>
           <w:tcPr>
             <w:tcW w:type="dxa" w:w="1310"/>
@@ -4197,6 +4347,9 @@
         </w:tc>
       </w:tr>
       <w:tr>
+        <w:trPr>
+          <w:cantSplit/>
+        </w:trPr>
         <w:tc>
           <w:tcPr>
             <w:tcW w:type="dxa" w:w="1310"/>
@@ -4250,6 +4403,9 @@
         </w:tc>
       </w:tr>
       <w:tr>
+        <w:trPr>
+          <w:cantSplit/>
+        </w:trPr>
         <w:tc>
           <w:tcPr>
             <w:tcW w:type="dxa" w:w="1310"/>
@@ -4303,6 +4459,9 @@
         </w:tc>
       </w:tr>
       <w:tr>
+        <w:trPr>
+          <w:cantSplit/>
+        </w:trPr>
         <w:tc>
           <w:tcPr>
             <w:tcW w:type="dxa" w:w="1310"/>
@@ -4483,6 +4642,9 @@
         </w:tc>
       </w:tr>
       <w:tr>
+        <w:trPr>
+          <w:cantSplit/>
+        </w:trPr>
         <w:tc>
           <w:tcPr>
             <w:tcW w:type="dxa" w:w="5990"/>
@@ -4507,6 +4669,9 @@
         </w:tc>
       </w:tr>
       <w:tr>
+        <w:trPr>
+          <w:cantSplit/>
+        </w:trPr>
         <w:tc>
           <w:tcPr>
             <w:tcW w:type="dxa" w:w="5990"/>
@@ -4531,6 +4696,9 @@
         </w:tc>
       </w:tr>
       <w:tr>
+        <w:trPr>
+          <w:cantSplit/>
+        </w:trPr>
         <w:tc>
           <w:tcPr>
             <w:tcW w:type="dxa" w:w="5990"/>
@@ -4736,6 +4904,9 @@
         </w:tc>
       </w:tr>
       <w:tr>
+        <w:trPr>
+          <w:cantSplit/>
+        </w:trPr>
         <w:tc>
           <w:tcPr>
             <w:tcW w:type="dxa" w:w="1872"/>
@@ -4782,6 +4953,9 @@
         </w:tc>
       </w:tr>
       <w:tr>
+        <w:trPr>
+          <w:cantSplit/>
+        </w:trPr>
         <w:tc>
           <w:tcPr>
             <w:tcW w:type="dxa" w:w="1872"/>
@@ -4828,6 +5002,9 @@
         </w:tc>
       </w:tr>
       <w:tr>
+        <w:trPr>
+          <w:cantSplit/>
+        </w:trPr>
         <w:tc>
           <w:tcPr>
             <w:tcW w:type="dxa" w:w="1872"/>
@@ -4874,6 +5051,9 @@
         </w:tc>
       </w:tr>
       <w:tr>
+        <w:trPr>
+          <w:cantSplit/>
+        </w:trPr>
         <w:tc>
           <w:tcPr>
             <w:tcW w:type="dxa" w:w="1872"/>
@@ -4920,6 +5100,9 @@
         </w:tc>
       </w:tr>
       <w:tr>
+        <w:trPr>
+          <w:cantSplit/>
+        </w:trPr>
         <w:tc>
           <w:tcPr>
             <w:tcW w:type="dxa" w:w="1872"/>
@@ -4966,6 +5149,9 @@
         </w:tc>
       </w:tr>
       <w:tr>
+        <w:trPr>
+          <w:cantSplit/>
+        </w:trPr>
         <w:tc>
           <w:tcPr>
             <w:tcW w:type="dxa" w:w="1872"/>
@@ -5012,6 +5198,9 @@
         </w:tc>
       </w:tr>
       <w:tr>
+        <w:trPr>
+          <w:cantSplit/>
+        </w:trPr>
         <w:tc>
           <w:tcPr>
             <w:tcW w:type="dxa" w:w="1872"/>
@@ -5058,6 +5247,9 @@
         </w:tc>
       </w:tr>
       <w:tr>
+        <w:trPr>
+          <w:cantSplit/>
+        </w:trPr>
         <w:tc>
           <w:tcPr>
             <w:tcW w:type="dxa" w:w="1872"/>
@@ -5104,6 +5296,9 @@
         </w:tc>
       </w:tr>
       <w:tr>
+        <w:trPr>
+          <w:cantSplit/>
+        </w:trPr>
         <w:tc>
           <w:tcPr>
             <w:tcW w:type="dxa" w:w="1872"/>
@@ -5150,6 +5345,9 @@
         </w:tc>
       </w:tr>
       <w:tr>
+        <w:trPr>
+          <w:cantSplit/>
+        </w:trPr>
         <w:tc>
           <w:tcPr>
             <w:tcW w:type="dxa" w:w="1872"/>
@@ -5196,6 +5394,9 @@
         </w:tc>
       </w:tr>
       <w:tr>
+        <w:trPr>
+          <w:cantSplit/>
+        </w:trPr>
         <w:tc>
           <w:tcPr>
             <w:tcW w:type="dxa" w:w="1872"/>
@@ -5242,6 +5443,9 @@
         </w:tc>
       </w:tr>
       <w:tr>
+        <w:trPr>
+          <w:cantSplit/>
+        </w:trPr>
         <w:tc>
           <w:tcPr>
             <w:tcW w:type="dxa" w:w="1872"/>
@@ -5380,6 +5584,9 @@
         </w:tc>
       </w:tr>
       <w:tr>
+        <w:trPr>
+          <w:cantSplit/>
+        </w:trPr>
         <w:tc>
           <w:tcPr>
             <w:tcW w:type="dxa" w:w="1778"/>
@@ -5426,6 +5633,9 @@
         </w:tc>
       </w:tr>
       <w:tr>
+        <w:trPr>
+          <w:cantSplit/>
+        </w:trPr>
         <w:tc>
           <w:tcPr>
             <w:tcW w:type="dxa" w:w="1778"/>
@@ -5472,6 +5682,9 @@
         </w:tc>
       </w:tr>
       <w:tr>
+        <w:trPr>
+          <w:cantSplit/>
+        </w:trPr>
         <w:tc>
           <w:tcPr>
             <w:tcW w:type="dxa" w:w="1778"/>
@@ -5518,6 +5731,9 @@
         </w:tc>
       </w:tr>
       <w:tr>
+        <w:trPr>
+          <w:cantSplit/>
+        </w:trPr>
         <w:tc>
           <w:tcPr>
             <w:tcW w:type="dxa" w:w="1778"/>
@@ -5564,6 +5780,9 @@
         </w:tc>
       </w:tr>
       <w:tr>
+        <w:trPr>
+          <w:cantSplit/>
+        </w:trPr>
         <w:tc>
           <w:tcPr>
             <w:tcW w:type="dxa" w:w="1778"/>
@@ -5610,6 +5829,9 @@
         </w:tc>
       </w:tr>
       <w:tr>
+        <w:trPr>
+          <w:cantSplit/>
+        </w:trPr>
         <w:tc>
           <w:tcPr>
             <w:tcW w:type="dxa" w:w="1778"/>
@@ -5656,6 +5878,9 @@
         </w:tc>
       </w:tr>
       <w:tr>
+        <w:trPr>
+          <w:cantSplit/>
+        </w:trPr>
         <w:tc>
           <w:tcPr>
             <w:tcW w:type="dxa" w:w="1778"/>
@@ -5702,6 +5927,9 @@
         </w:tc>
       </w:tr>
       <w:tr>
+        <w:trPr>
+          <w:cantSplit/>
+        </w:trPr>
         <w:tc>
           <w:tcPr>
             <w:tcW w:type="dxa" w:w="1778"/>
@@ -5748,6 +5976,9 @@
         </w:tc>
       </w:tr>
       <w:tr>
+        <w:trPr>
+          <w:cantSplit/>
+        </w:trPr>
         <w:tc>
           <w:tcPr>
             <w:tcW w:type="dxa" w:w="1778"/>
@@ -5794,6 +6025,9 @@
         </w:tc>
       </w:tr>
       <w:tr>
+        <w:trPr>
+          <w:cantSplit/>
+        </w:trPr>
         <w:tc>
           <w:tcPr>
             <w:tcW w:type="dxa" w:w="1778"/>
@@ -5922,6 +6156,9 @@
         </w:tc>
       </w:tr>
       <w:tr>
+        <w:trPr>
+          <w:cantSplit/>
+        </w:trPr>
         <w:tc>
           <w:tcPr>
             <w:tcW w:type="dxa" w:w="4118"/>
@@ -5957,6 +6194,9 @@
         </w:tc>
       </w:tr>
       <w:tr>
+        <w:trPr>
+          <w:cantSplit/>
+        </w:trPr>
         <w:tc>
           <w:tcPr>
             <w:tcW w:type="dxa" w:w="4118"/>
@@ -5992,6 +6232,9 @@
         </w:tc>
       </w:tr>
       <w:tr>
+        <w:trPr>
+          <w:cantSplit/>
+        </w:trPr>
         <w:tc>
           <w:tcPr>
             <w:tcW w:type="dxa" w:w="4118"/>
@@ -6027,6 +6270,9 @@
         </w:tc>
       </w:tr>
       <w:tr>
+        <w:trPr>
+          <w:cantSplit/>
+        </w:trPr>
         <w:tc>
           <w:tcPr>
             <w:tcW w:type="dxa" w:w="4118"/>
@@ -6062,6 +6308,9 @@
         </w:tc>
       </w:tr>
       <w:tr>
+        <w:trPr>
+          <w:cantSplit/>
+        </w:trPr>
         <w:tc>
           <w:tcPr>
             <w:tcW w:type="dxa" w:w="4118"/>
@@ -6097,6 +6346,9 @@
         </w:tc>
       </w:tr>
       <w:tr>
+        <w:trPr>
+          <w:cantSplit/>
+        </w:trPr>
         <w:tc>
           <w:tcPr>
             <w:tcW w:type="dxa" w:w="4118"/>
@@ -6132,6 +6384,9 @@
         </w:tc>
       </w:tr>
       <w:tr>
+        <w:trPr>
+          <w:cantSplit/>
+        </w:trPr>
         <w:tc>
           <w:tcPr>
             <w:tcW w:type="dxa" w:w="4118"/>
@@ -6167,6 +6422,9 @@
         </w:tc>
       </w:tr>
       <w:tr>
+        <w:trPr>
+          <w:cantSplit/>
+        </w:trPr>
         <w:tc>
           <w:tcPr>
             <w:tcW w:type="dxa" w:w="4118"/>
@@ -6202,6 +6460,9 @@
         </w:tc>
       </w:tr>
       <w:tr>
+        <w:trPr>
+          <w:cantSplit/>
+        </w:trPr>
         <w:tc>
           <w:tcPr>
             <w:tcW w:type="dxa" w:w="4118"/>
@@ -6237,6 +6498,9 @@
         </w:tc>
       </w:tr>
       <w:tr>
+        <w:trPr>
+          <w:cantSplit/>
+        </w:trPr>
         <w:tc>
           <w:tcPr>
             <w:tcW w:type="dxa" w:w="4118"/>
@@ -6272,6 +6536,9 @@
         </w:tc>
       </w:tr>
       <w:tr>
+        <w:trPr>
+          <w:cantSplit/>
+        </w:trPr>
         <w:tc>
           <w:tcPr>
             <w:tcW w:type="dxa" w:w="4118"/>
